--- a/Lab_6_TP_Colta_Iulian_SI-265.docx
+++ b/Lab_6_TP_Colta_Iulian_SI-265.docx
@@ -937,7 +937,7 @@
       <w:r>
         <w:drawing>
           <wp:inline>
-            <wp:extent cx="5700000" cy="1922800"/>
+            <wp:extent cx="5700000" cy="2014000"/>
             <wp:docPr id="103" name="Rezultate terminal 3"/>
             <a:graphic>
               <a:graphicData uri="http://schemas.openxmlformats.org/drawingml/2006/picture">
@@ -955,7 +955,7 @@
                   <pic:spPr>
                     <a:xfrm>
                       <a:off x="0" y="0"/>
-                      <a:ext cx="5700000" cy="1922800"/>
+                      <a:ext cx="5700000" cy="2014000"/>
                     </a:xfrm>
                     <a:prstGeom prst="rect">
                       <a:avLst/>
@@ -1123,7 +1123,7 @@
       <w:r>
         <w:drawing>
           <wp:inline>
-            <wp:extent cx="5700000" cy="2014000"/>
+            <wp:extent cx="5700000" cy="2105200"/>
             <wp:docPr id="105" name="Rezultate terminal 5"/>
             <a:graphic>
               <a:graphicData uri="http://schemas.openxmlformats.org/drawingml/2006/picture">
@@ -1141,7 +1141,7 @@
                   <pic:spPr>
                     <a:xfrm>
                       <a:off x="0" y="0"/>
-                      <a:ext cx="5700000" cy="2014000"/>
+                      <a:ext cx="5700000" cy="2105200"/>
                     </a:xfrm>
                     <a:prstGeom prst="rect">
                       <a:avLst/>

--- a/Lab_6_TP_Colta_Iulian_SI-265.docx
+++ b/Lab_6_TP_Colta_Iulian_SI-265.docx
@@ -557,201 +557,231 @@
     </w:p>
     <w:p>
       <w:pPr>
-        <w:spacing w:after="120" w:line="276" w:lineRule="auto"/>
+        <w:spacing w:line="360" w:lineRule="auto"/>
+        <w:jc w:val="center"/>
+        <w:rPr>
+          <w:b/>
+          <w:bCs/>
+          <w:sz w:val="28"/>
+          <w:szCs w:val="28"/>
+          <w:lang w:val="ro-RO"/>
+        </w:rPr>
+        <w:pageBreakBefore/>
+      </w:pPr>
+      <w:r>
+        <w:rPr>
+          <w:b/>
+          <w:bCs/>
+          <w:sz w:val="28"/>
+          <w:szCs w:val="28"/>
+          <w:lang w:val="ro-RO"/>
+        </w:rPr>
+        <w:t>SARCINA LUCRĂRII</w:t>
+      </w:r>
+    </w:p>
+    <w:p>
+      <w:pPr>
+        <w:spacing w:after="160" w:line="259" w:lineRule="auto"/>
+        <w:ind w:firstLine="720"/>
         <w:jc w:val="both"/>
+        <w:rPr>
+          <w:lang w:val="en-US"/>
+        </w:rPr>
+      </w:pPr>
+      <w:r>
+        <w:rPr>
+          <w:lang w:val="en-US"/>
+        </w:rPr>
+        <w:t>Exersarea comenzilor Git: configurare, clone, status, add, commit, push, pull, .gitignore, log, diff, restore și init. Cerința finală este publicarea a două depozite de exercițiu și predarea raportului în depozitul privat al disciplinei.</w:t>
+      </w:r>
+    </w:p>
+    <w:p>
+      <w:pPr>
+        <w:spacing w:after="160" w:line="259" w:lineRule="auto"/>
+        <w:rPr>
+          <w:b/>
+          <w:bCs/>
+          <w:lang w:val="en-US"/>
+        </w:rPr>
+      </w:pPr>
+      <w:r>
+        <w:rPr>
+          <w:b/>
+          <w:bCs/>
+          <w:lang w:val="en-US"/>
+        </w:rPr>
+        <w:t>Datele studentului</w:t>
+      </w:r>
+    </w:p>
+    <w:p>
+      <w:pPr>
+        <w:spacing w:after="160" w:line="259" w:lineRule="auto"/>
+        <w:ind w:firstLine="720"/>
+        <w:jc w:val="both"/>
+        <w:rPr>
+          <w:lang w:val="en-US"/>
+        </w:rPr>
+      </w:pPr>
+      <w:r>
+        <w:rPr>
+          <w:lang w:val="en-US"/>
+        </w:rPr>
+        <w:t>Colta Iulian • SI-265 • GitHub: IulIan10021</w:t>
+      </w:r>
+    </w:p>
+    <w:p>
+      <w:pPr>
+        <w:spacing w:after="160" w:line="259" w:lineRule="auto"/>
+        <w:rPr>
+          <w:b/>
+          <w:bCs/>
+          <w:lang w:val="en-US"/>
+        </w:rPr>
+      </w:pPr>
+      <w:r>
+        <w:rPr>
+          <w:b/>
+          <w:bCs/>
+          <w:lang w:val="en-US"/>
+        </w:rPr>
+        <w:t>Starea realizării</w:t>
+      </w:r>
+    </w:p>
+    <w:p>
+      <w:pPr>
+        <w:spacing w:after="160" w:line="259" w:lineRule="auto"/>
+        <w:ind w:firstLine="720"/>
+        <w:jc w:val="both"/>
+        <w:rPr>
+          <w:lang w:val="en-US"/>
+        </w:rPr>
+      </w:pPr>
+      <w:r>
+        <w:rPr>
+          <w:lang w:val="en-US"/>
+        </w:rPr>
+        <w:t>Publicarea pe GitHub nu a putut fi efectuată: terminalul a returnat „Could not resolve host: github.com”. Exercițiile de transfer au fost executate cu depozite bare locale, fără a pretinde că sunt depozite publice. Vizibilitatea depozitului disciplinei și accesul profesorului nu au putut fi verificate.</w:t>
+      </w:r>
+    </w:p>
+    <w:p>
+      <w:pPr>
+        <w:spacing w:after="160" w:line="259" w:lineRule="auto"/>
+        <w:ind w:firstLine="720"/>
+        <w:jc w:val="both"/>
+        <w:rPr>
+          <w:lang w:val="en-US"/>
+        </w:rPr>
+      </w:pPr>
+      <w:r>
+        <w:rPr>
+          <w:lang w:val="en-US"/>
+        </w:rPr>
+        <w:t>Imaginile din raport sunt redări ale transcrierilor reale din terminal, nu capturi din interfața GitHub. Fișierele text originale și istoriile Git în format bundle sunt anexate.</w:t>
+      </w:r>
+    </w:p>
+    <w:p>
+      <w:pPr>
+        <w:spacing w:after="160" w:line="259" w:lineRule="auto"/>
+        <w:ind w:firstLine="720"/>
+        <w:jc w:val="both"/>
+        <w:rPr>
+          <w:lang w:val="en-US"/>
+        </w:rPr>
+      </w:pPr>
+      <w:r>
+        <w:rPr>
+          <w:lang w:val="en-US"/>
+        </w:rPr>
+        <w:t>Linkuri prevăzute pentru predare (existența nu este confirmată):</w:t>
+      </w:r>
+    </w:p>
+    <w:p>
+      <w:pPr>
+        <w:spacing w:after="160" w:line="259" w:lineRule="auto"/>
+        <w:ind w:firstLine="720"/>
+        <w:jc w:val="both"/>
+        <w:rPr>
+          <w:lang w:val="en-US"/>
+        </w:rPr>
+      </w:pPr>
+      <w:r>
+        <w:rPr>
+          <w:lang w:val="en-US"/>
+        </w:rPr>
+        <w:t>https://github.com/IulIan10021/exercitiu-git</w:t>
+      </w:r>
+    </w:p>
+    <w:p>
+      <w:pPr>
+        <w:spacing w:after="160" w:line="259" w:lineRule="auto"/>
+        <w:ind w:firstLine="720"/>
+        <w:jc w:val="both"/>
+        <w:rPr>
+          <w:lang w:val="en-US"/>
+        </w:rPr>
+      </w:pPr>
+      <w:r>
+        <w:rPr>
+          <w:lang w:val="en-US"/>
+        </w:rPr>
+        <w:t>https://github.com/IulIan10021/exercitiu-2</w:t>
+      </w:r>
+    </w:p>
+    <w:p>
+      <w:pPr>
+        <w:spacing w:after="160" w:line="259" w:lineRule="auto"/>
+        <w:ind w:firstLine="720"/>
+        <w:jc w:val="both"/>
+        <w:rPr>
+          <w:lang w:val="en-US"/>
+        </w:rPr>
+      </w:pPr>
+      <w:r>
+        <w:rPr>
+          <w:lang w:val="en-US"/>
+        </w:rPr>
+        <w:t>Depozitul existent al disciplinei: https://github.com/IulIan10021/TP</w:t>
+      </w:r>
+    </w:p>
+    <w:p>
+      <w:pPr>
+        <w:spacing w:after="160" w:line="259" w:lineRule="auto"/>
+        <w:rPr>
+          <w:b/>
+          <w:bCs/>
+          <w:lang w:val="en-US"/>
+        </w:rPr>
         <w:pageBreakBefore/>
       </w:pPr>
       <w:r>
         <w:rPr>
-          <w:rFonts w:ascii="Times New Roman" w:hAnsi="Times New Roman"/>
-          <w:sz w:val="32"/>
-          <w:b/>
-        </w:rPr>
-        <w:t>SARCINA LUCRĂRII</w:t>
-      </w:r>
-    </w:p>
-    <w:p>
-      <w:pPr>
-        <w:spacing w:after="120" w:line="276" w:lineRule="auto"/>
-        <w:jc w:val="both"/>
-      </w:pPr>
-      <w:r>
-        <w:rPr>
-          <w:rFonts w:ascii="Times New Roman" w:hAnsi="Times New Roman"/>
-          <w:sz w:val="28"/>
-        </w:rPr>
-        <w:t>Exersarea comenzilor Git: configurare, clone, status, add, commit, push, pull, .gitignore, log, diff, restore și init. Cerința finală este publicarea a două depozite de exercițiu și predarea raportului în depozitul privat al disciplinei.</w:t>
-      </w:r>
-    </w:p>
-    <w:p>
-      <w:pPr>
-        <w:spacing w:after="120" w:line="276" w:lineRule="auto"/>
-        <w:jc w:val="both"/>
-      </w:pPr>
-      <w:r>
-        <w:rPr>
-          <w:rFonts w:ascii="Times New Roman" w:hAnsi="Times New Roman"/>
-          <w:sz w:val="28"/>
-          <w:b/>
-        </w:rPr>
-        <w:t>Datele studentului</w:t>
-      </w:r>
-    </w:p>
-    <w:p>
-      <w:pPr>
-        <w:spacing w:after="120" w:line="276" w:lineRule="auto"/>
-        <w:jc w:val="both"/>
-      </w:pPr>
-      <w:r>
-        <w:rPr>
-          <w:rFonts w:ascii="Times New Roman" w:hAnsi="Times New Roman"/>
-          <w:sz w:val="28"/>
-        </w:rPr>
-        <w:t>Colta Iulian • SI-265 • GitHub: IulIan10021</w:t>
-      </w:r>
-    </w:p>
-    <w:p>
-      <w:pPr>
-        <w:spacing w:after="120" w:line="276" w:lineRule="auto"/>
-        <w:jc w:val="both"/>
-      </w:pPr>
-      <w:r>
-        <w:rPr>
-          <w:rFonts w:ascii="Times New Roman" w:hAnsi="Times New Roman"/>
-          <w:sz w:val="28"/>
-          <w:b/>
-        </w:rPr>
-        <w:t>Starea realizării</w:t>
-      </w:r>
-    </w:p>
-    <w:p>
-      <w:pPr>
-        <w:spacing w:after="120" w:line="276" w:lineRule="auto"/>
-        <w:jc w:val="both"/>
-      </w:pPr>
-      <w:r>
-        <w:rPr>
-          <w:rFonts w:ascii="Times New Roman" w:hAnsi="Times New Roman"/>
-          <w:sz w:val="28"/>
-        </w:rPr>
-        <w:t>Publicarea pe GitHub nu a putut fi efectuată: terminalul a returnat „Could not resolve host: github.com”. Exercițiile de transfer au fost executate cu depozite bare locale, fără a pretinde că sunt depozite publice. Vizibilitatea depozitului disciplinei și accesul profesorului nu au putut fi verificate.</w:t>
-      </w:r>
-    </w:p>
-    <w:p>
-      <w:pPr>
-        <w:spacing w:after="120" w:line="276" w:lineRule="auto"/>
-        <w:jc w:val="both"/>
-      </w:pPr>
-      <w:r>
-        <w:rPr>
-          <w:rFonts w:ascii="Times New Roman" w:hAnsi="Times New Roman"/>
-          <w:sz w:val="28"/>
-        </w:rPr>
-        <w:t>Imaginile din raport sunt redări ale transcrierilor reale din terminal, nu capturi din interfața GitHub. Fișierele text originale și istoriile Git în format bundle sunt anexate.</w:t>
-      </w:r>
-    </w:p>
-    <w:p>
-      <w:pPr>
-        <w:spacing w:after="120" w:line="276" w:lineRule="auto"/>
-        <w:jc w:val="both"/>
-      </w:pPr>
-      <w:r>
-        <w:rPr>
-          <w:rFonts w:ascii="Times New Roman" w:hAnsi="Times New Roman"/>
-          <w:sz w:val="28"/>
-        </w:rPr>
-        <w:t>Linkuri prevăzute pentru predare (existența nu este confirmată):</w:t>
-      </w:r>
-    </w:p>
-    <w:p>
-      <w:pPr>
-        <w:spacing w:after="120" w:line="276" w:lineRule="auto"/>
-        <w:jc w:val="both"/>
-      </w:pPr>
-      <w:r>
-        <w:rPr>
-          <w:rFonts w:ascii="Times New Roman" w:hAnsi="Times New Roman"/>
-          <w:sz w:val="28"/>
-        </w:rPr>
-        <w:t>https://github.com/IulIan10021/exercitiu-git</w:t>
-      </w:r>
-    </w:p>
-    <w:p>
-      <w:pPr>
-        <w:spacing w:after="120" w:line="276" w:lineRule="auto"/>
-        <w:jc w:val="both"/>
-      </w:pPr>
-      <w:r>
-        <w:rPr>
-          <w:rFonts w:ascii="Times New Roman" w:hAnsi="Times New Roman"/>
-          <w:sz w:val="28"/>
-        </w:rPr>
-        <w:t>https://github.com/IulIan10021/exercitiu-2</w:t>
-      </w:r>
-    </w:p>
-    <w:p>
-      <w:pPr>
-        <w:spacing w:after="120" w:line="276" w:lineRule="auto"/>
-        <w:jc w:val="both"/>
-      </w:pPr>
-      <w:r>
-        <w:rPr>
-          <w:rFonts w:ascii="Times New Roman" w:hAnsi="Times New Roman"/>
-          <w:sz w:val="28"/>
-        </w:rPr>
-        <w:t>Depozitul existent al disciplinei: https://github.com/IulIan10021/TP</w:t>
-      </w:r>
-    </w:p>
-    <w:p>
-      <w:pPr>
-        <w:spacing w:after="120" w:line="276" w:lineRule="auto"/>
-        <w:jc w:val="both"/>
-        <w:pageBreakBefore/>
-      </w:pPr>
-      <w:r>
-        <w:rPr>
-          <w:rFonts w:ascii="Times New Roman" w:hAnsi="Times New Roman"/>
-          <w:sz w:val="32"/>
-          <w:b/>
-        </w:rPr>
-        <w:t>Mersul lucrării</w:t>
-      </w:r>
-    </w:p>
-    <w:p>
-      <w:pPr>
-        <w:spacing w:after="120" w:line="276" w:lineRule="auto"/>
-        <w:jc w:val="both"/>
-      </w:pPr>
-      <w:r>
-        <w:rPr>
-          <w:rFonts w:ascii="Times New Roman" w:hAnsi="Times New Roman"/>
-          <w:sz w:val="28"/>
-          <w:b/>
-        </w:rPr>
-        <w:t>Figura 1. Configurare si clonare locala</w:t>
-      </w:r>
-    </w:p>
-    <w:p>
-      <w:pPr>
-        <w:spacing w:after="120" w:line="276" w:lineRule="auto"/>
-        <w:jc w:val="both"/>
-      </w:pPr>
-      <w:r>
-        <w:rPr>
-          <w:rFonts w:ascii="Times New Roman" w:hAnsi="Times New Roman"/>
-          <w:sz w:val="28"/>
-        </w:rPr>
-        <w:t>Configurarea și clonarea sunt realizate local. Origin este un folder de pe calculator.</w:t>
-      </w:r>
-    </w:p>
-    <w:p>
-      <w:pPr>
-        <w:jc w:val="center"/>
-      </w:pPr>
-      <w:r>
+          <w:b/>
+          <w:bCs/>
+          <w:lang w:val="en-US"/>
+        </w:rPr>
+        <w:t>Mersul lucrării:</w:t>
+      </w:r>
+    </w:p>
+    <w:p>
+      <w:pPr>
+        <w:spacing w:after="160" w:line="259" w:lineRule="auto"/>
+        <w:rPr>
+          <w:b/>
+          <w:bCs/>
+          <w:lang w:val="en-US"/>
+        </w:rPr>
+        <w:keepNext/>
+      </w:pPr>
+      <w:r>
+        <w:rPr>
+          <w:b/>
+          <w:bCs/>
+          <w:noProof/>
+          <w:lang w:val="en-US"/>
+        </w:rPr>
         <w:drawing>
           <wp:inline>
-            <wp:extent cx="5700000" cy="1466800"/>
+            <wp:extent cx="6692265" cy="1722143"/>
             <wp:docPr id="101" name="Rezultate terminal 1"/>
             <a:graphic>
               <a:graphicData uri="http://schemas.openxmlformats.org/drawingml/2006/picture">
@@ -769,7 +799,7 @@
                   <pic:spPr>
                     <a:xfrm>
                       <a:off x="0" y="0"/>
-                      <a:ext cx="5700000" cy="1466800"/>
+                      <a:ext cx="6692265" cy="1722143"/>
                     </a:xfrm>
                     <a:prstGeom prst="rect">
                       <a:avLst/>
@@ -784,67 +814,61 @@
     </w:p>
     <w:p>
       <w:pPr>
-        <w:spacing w:after="120" w:line="276" w:lineRule="auto"/>
+        <w:spacing w:after="160" w:line="259" w:lineRule="auto"/>
         <w:jc w:val="center"/>
-      </w:pPr>
-      <w:r>
-        <w:rPr>
-          <w:rFonts w:ascii="Times New Roman" w:hAnsi="Times New Roman"/>
-          <w:sz w:val="22"/>
-        </w:rPr>
-        <w:t>Redare a rezultatelor reale din terminal. Exercițiu local.</w:t>
-      </w:r>
-    </w:p>
-    <w:p>
-      <w:pPr>
-        <w:spacing w:after="120" w:line="276" w:lineRule="auto"/>
+        <w:rPr>
+          <w:b/>
+          <w:bCs/>
+          <w:lang w:val="en-US"/>
+        </w:rPr>
+        <w:keepNext/>
+      </w:pPr>
+      <w:r>
+        <w:rPr>
+          <w:b/>
+          <w:bCs/>
+          <w:lang w:val="en-US"/>
+        </w:rPr>
+        <w:t>Figura 1. Configurare si clonare locala</w:t>
+      </w:r>
+    </w:p>
+    <w:p>
+      <w:pPr>
+        <w:spacing w:after="160" w:line="259" w:lineRule="auto"/>
+        <w:ind w:firstLine="720"/>
         <w:jc w:val="both"/>
+        <w:rPr>
+          <w:lang w:val="en-US"/>
+        </w:rPr>
+      </w:pPr>
+      <w:r>
+        <w:rPr>
+          <w:lang w:val="en-US"/>
+        </w:rPr>
+        <w:t>Configurarea și clonarea sunt realizate local. Origin este un folder de pe calculator.</w:t>
+      </w:r>
+    </w:p>
+    <w:p>
+      <w:pPr>
+        <w:spacing w:after="160" w:line="259" w:lineRule="auto"/>
+        <w:rPr>
+          <w:b/>
+          <w:bCs/>
+          <w:lang w:val="en-US"/>
+        </w:rPr>
+        <w:keepNext/>
         <w:pageBreakBefore/>
       </w:pPr>
       <w:r>
         <w:rPr>
-          <w:rFonts w:ascii="Times New Roman" w:hAnsi="Times New Roman"/>
-          <w:sz w:val="32"/>
-          <w:b/>
-        </w:rPr>
-        <w:t>Mersul lucrării</w:t>
-      </w:r>
-    </w:p>
-    <w:p>
-      <w:pPr>
-        <w:spacing w:after="120" w:line="276" w:lineRule="auto"/>
-        <w:jc w:val="both"/>
-      </w:pPr>
-      <w:r>
-        <w:rPr>
-          <w:rFonts w:ascii="Times New Roman" w:hAnsi="Times New Roman"/>
-          <w:sz w:val="28"/>
-          <w:b/>
-        </w:rPr>
-        <w:t>Figura 2. Add, commit si push spre origin local</w:t>
-      </w:r>
-    </w:p>
-    <w:p>
-      <w:pPr>
-        <w:spacing w:after="120" w:line="276" w:lineRule="auto"/>
-        <w:jc w:val="both"/>
-      </w:pPr>
-      <w:r>
-        <w:rPr>
-          <w:rFonts w:ascii="Times New Roman" w:hAnsi="Times New Roman"/>
-          <w:sz w:val="28"/>
-        </w:rPr>
-        <w:t>Programul afișează Salut, GitHub!; fișierul trece din starea untracked în staged, apoi este salvat prin commit.</w:t>
-      </w:r>
-    </w:p>
-    <w:p>
-      <w:pPr>
-        <w:jc w:val="center"/>
-      </w:pPr>
-      <w:r>
+          <w:b/>
+          <w:bCs/>
+          <w:noProof/>
+          <w:lang w:val="en-US"/>
+        </w:rPr>
         <w:drawing>
           <wp:inline>
-            <wp:extent cx="5700000" cy="1649200"/>
+            <wp:extent cx="6692265" cy="1936295"/>
             <wp:docPr id="102" name="Rezultate terminal 2"/>
             <a:graphic>
               <a:graphicData uri="http://schemas.openxmlformats.org/drawingml/2006/picture">
@@ -862,7 +886,7 @@
                   <pic:spPr>
                     <a:xfrm>
                       <a:off x="0" y="0"/>
-                      <a:ext cx="5700000" cy="1649200"/>
+                      <a:ext cx="6692265" cy="1936295"/>
                     </a:xfrm>
                     <a:prstGeom prst="rect">
                       <a:avLst/>
@@ -877,67 +901,61 @@
     </w:p>
     <w:p>
       <w:pPr>
-        <w:spacing w:after="120" w:line="276" w:lineRule="auto"/>
+        <w:spacing w:after="160" w:line="259" w:lineRule="auto"/>
         <w:jc w:val="center"/>
-      </w:pPr>
-      <w:r>
-        <w:rPr>
-          <w:rFonts w:ascii="Times New Roman" w:hAnsi="Times New Roman"/>
-          <w:sz w:val="22"/>
-        </w:rPr>
-        <w:t>Redare a rezultatelor reale din terminal. Exercițiu local.</w:t>
-      </w:r>
-    </w:p>
-    <w:p>
-      <w:pPr>
-        <w:spacing w:after="120" w:line="276" w:lineRule="auto"/>
+        <w:rPr>
+          <w:b/>
+          <w:bCs/>
+          <w:lang w:val="en-US"/>
+        </w:rPr>
+        <w:keepNext/>
+      </w:pPr>
+      <w:r>
+        <w:rPr>
+          <w:b/>
+          <w:bCs/>
+          <w:lang w:val="en-US"/>
+        </w:rPr>
+        <w:t>Figura 2. Add, commit si push spre origin local</w:t>
+      </w:r>
+    </w:p>
+    <w:p>
+      <w:pPr>
+        <w:spacing w:after="160" w:line="259" w:lineRule="auto"/>
+        <w:ind w:firstLine="720"/>
         <w:jc w:val="both"/>
+        <w:rPr>
+          <w:lang w:val="en-US"/>
+        </w:rPr>
+      </w:pPr>
+      <w:r>
+        <w:rPr>
+          <w:lang w:val="en-US"/>
+        </w:rPr>
+        <w:t>Programul afișează Salut, GitHub!; fișierul trece din starea untracked în staged, apoi este salvat prin commit.</w:t>
+      </w:r>
+    </w:p>
+    <w:p>
+      <w:pPr>
+        <w:spacing w:after="160" w:line="259" w:lineRule="auto"/>
+        <w:rPr>
+          <w:b/>
+          <w:bCs/>
+          <w:lang w:val="en-US"/>
+        </w:rPr>
+        <w:keepNext/>
         <w:pageBreakBefore/>
       </w:pPr>
       <w:r>
         <w:rPr>
-          <w:rFonts w:ascii="Times New Roman" w:hAnsi="Times New Roman"/>
-          <w:sz w:val="32"/>
-          <w:b/>
-        </w:rPr>
-        <w:t>Mersul lucrării</w:t>
-      </w:r>
-    </w:p>
-    <w:p>
-      <w:pPr>
-        <w:spacing w:after="120" w:line="276" w:lineRule="auto"/>
-        <w:jc w:val="both"/>
-      </w:pPr>
-      <w:r>
-        <w:rPr>
-          <w:rFonts w:ascii="Times New Roman" w:hAnsi="Times New Roman"/>
-          <w:sz w:val="28"/>
-          <w:b/>
-        </w:rPr>
-        <w:t>Figura 3. Pull: schimbare facuta din a doua copie locala</w:t>
-      </w:r>
-    </w:p>
-    <w:p>
-      <w:pPr>
-        <w:spacing w:after="120" w:line="276" w:lineRule="auto"/>
-        <w:jc w:val="both"/>
-      </w:pPr>
-      <w:r>
-        <w:rPr>
-          <w:rFonts w:ascii="Times New Roman" w:hAnsi="Times New Roman"/>
-          <w:sz w:val="28"/>
-        </w:rPr>
-        <w:t>Modificarea README.md provine din a doua copie locală. Pull aduce schimbarea prin fast-forward.</w:t>
-      </w:r>
-    </w:p>
-    <w:p>
-      <w:pPr>
-        <w:jc w:val="center"/>
-      </w:pPr>
-      <w:r>
+          <w:b/>
+          <w:bCs/>
+          <w:noProof/>
+          <w:lang w:val="en-US"/>
+        </w:rPr>
         <w:drawing>
           <wp:inline>
-            <wp:extent cx="5700000" cy="2014000"/>
+            <wp:extent cx="6692265" cy="2364600"/>
             <wp:docPr id="103" name="Rezultate terminal 3"/>
             <a:graphic>
               <a:graphicData uri="http://schemas.openxmlformats.org/drawingml/2006/picture">
@@ -955,7 +973,7 @@
                   <pic:spPr>
                     <a:xfrm>
                       <a:off x="0" y="0"/>
-                      <a:ext cx="5700000" cy="2014000"/>
+                      <a:ext cx="6692265" cy="2364600"/>
                     </a:xfrm>
                     <a:prstGeom prst="rect">
                       <a:avLst/>
@@ -970,67 +988,61 @@
     </w:p>
     <w:p>
       <w:pPr>
-        <w:spacing w:after="120" w:line="276" w:lineRule="auto"/>
+        <w:spacing w:after="160" w:line="259" w:lineRule="auto"/>
         <w:jc w:val="center"/>
-      </w:pPr>
-      <w:r>
-        <w:rPr>
-          <w:rFonts w:ascii="Times New Roman" w:hAnsi="Times New Roman"/>
-          <w:sz w:val="22"/>
-        </w:rPr>
-        <w:t>Redare a rezultatelor reale din terminal. Exercițiu local.</w:t>
-      </w:r>
-    </w:p>
-    <w:p>
-      <w:pPr>
-        <w:spacing w:after="120" w:line="276" w:lineRule="auto"/>
+        <w:rPr>
+          <w:b/>
+          <w:bCs/>
+          <w:lang w:val="en-US"/>
+        </w:rPr>
+        <w:keepNext/>
+      </w:pPr>
+      <w:r>
+        <w:rPr>
+          <w:b/>
+          <w:bCs/>
+          <w:lang w:val="en-US"/>
+        </w:rPr>
+        <w:t>Figura 3. Pull: schimbare facuta din a doua copie locala</w:t>
+      </w:r>
+    </w:p>
+    <w:p>
+      <w:pPr>
+        <w:spacing w:after="160" w:line="259" w:lineRule="auto"/>
+        <w:ind w:firstLine="720"/>
         <w:jc w:val="both"/>
+        <w:rPr>
+          <w:lang w:val="en-US"/>
+        </w:rPr>
+      </w:pPr>
+      <w:r>
+        <w:rPr>
+          <w:lang w:val="en-US"/>
+        </w:rPr>
+        <w:t>Modificarea README.md provine din a doua copie locală. Pull aduce schimbarea prin fast-forward.</w:t>
+      </w:r>
+    </w:p>
+    <w:p>
+      <w:pPr>
+        <w:spacing w:after="160" w:line="259" w:lineRule="auto"/>
+        <w:rPr>
+          <w:b/>
+          <w:bCs/>
+          <w:lang w:val="en-US"/>
+        </w:rPr>
+        <w:keepNext/>
         <w:pageBreakBefore/>
       </w:pPr>
       <w:r>
         <w:rPr>
-          <w:rFonts w:ascii="Times New Roman" w:hAnsi="Times New Roman"/>
-          <w:sz w:val="32"/>
-          <w:b/>
-        </w:rPr>
-        <w:t>Mersul lucrării</w:t>
-      </w:r>
-    </w:p>
-    <w:p>
-      <w:pPr>
-        <w:spacing w:after="120" w:line="276" w:lineRule="auto"/>
-        <w:jc w:val="both"/>
-      </w:pPr>
-      <w:r>
-        <w:rPr>
-          <w:rFonts w:ascii="Times New Roman" w:hAnsi="Times New Roman"/>
-          <w:sz w:val="28"/>
-          <w:b/>
-        </w:rPr>
-        <w:t>Figura 4. Ignorarea mediului virtual</w:t>
-      </w:r>
-    </w:p>
-    <w:p>
-      <w:pPr>
-        <w:spacing w:after="120" w:line="276" w:lineRule="auto"/>
-        <w:jc w:val="both"/>
-      </w:pPr>
-      <w:r>
-        <w:rPr>
-          <w:rFonts w:ascii="Times New Roman" w:hAnsi="Times New Roman"/>
-          <w:sz w:val="28"/>
-        </w:rPr>
-        <w:t>Regulile împiedică includerea mediului virtual și a cache-ului Python în commit-uri.</w:t>
-      </w:r>
-    </w:p>
-    <w:p>
-      <w:pPr>
-        <w:jc w:val="center"/>
-      </w:pPr>
-      <w:r>
+          <w:b/>
+          <w:bCs/>
+          <w:noProof/>
+          <w:lang w:val="en-US"/>
+        </w:rPr>
         <w:drawing>
           <wp:inline>
-            <wp:extent cx="5700000" cy="1649200"/>
+            <wp:extent cx="6692265" cy="1936295"/>
             <wp:docPr id="104" name="Rezultate terminal 4"/>
             <a:graphic>
               <a:graphicData uri="http://schemas.openxmlformats.org/drawingml/2006/picture">
@@ -1048,7 +1060,7 @@
                   <pic:spPr>
                     <a:xfrm>
                       <a:off x="0" y="0"/>
-                      <a:ext cx="5700000" cy="1649200"/>
+                      <a:ext cx="6692265" cy="1936295"/>
                     </a:xfrm>
                     <a:prstGeom prst="rect">
                       <a:avLst/>
@@ -1063,67 +1075,61 @@
     </w:p>
     <w:p>
       <w:pPr>
-        <w:spacing w:after="120" w:line="276" w:lineRule="auto"/>
+        <w:spacing w:after="160" w:line="259" w:lineRule="auto"/>
         <w:jc w:val="center"/>
-      </w:pPr>
-      <w:r>
-        <w:rPr>
-          <w:rFonts w:ascii="Times New Roman" w:hAnsi="Times New Roman"/>
-          <w:sz w:val="22"/>
-        </w:rPr>
-        <w:t>Redare a rezultatelor reale din terminal. Exercițiu local.</w:t>
-      </w:r>
-    </w:p>
-    <w:p>
-      <w:pPr>
-        <w:spacing w:after="120" w:line="276" w:lineRule="auto"/>
+        <w:rPr>
+          <w:b/>
+          <w:bCs/>
+          <w:lang w:val="en-US"/>
+        </w:rPr>
+        <w:keepNext/>
+      </w:pPr>
+      <w:r>
+        <w:rPr>
+          <w:b/>
+          <w:bCs/>
+          <w:lang w:val="en-US"/>
+        </w:rPr>
+        <w:t>Figura 4. Ignorarea mediului virtual</w:t>
+      </w:r>
+    </w:p>
+    <w:p>
+      <w:pPr>
+        <w:spacing w:after="160" w:line="259" w:lineRule="auto"/>
+        <w:ind w:firstLine="720"/>
         <w:jc w:val="both"/>
+        <w:rPr>
+          <w:lang w:val="en-US"/>
+        </w:rPr>
+      </w:pPr>
+      <w:r>
+        <w:rPr>
+          <w:lang w:val="en-US"/>
+        </w:rPr>
+        <w:t>Regulile împiedică includerea mediului virtual și a cache-ului Python în commit-uri.</w:t>
+      </w:r>
+    </w:p>
+    <w:p>
+      <w:pPr>
+        <w:spacing w:after="160" w:line="259" w:lineRule="auto"/>
+        <w:rPr>
+          <w:b/>
+          <w:bCs/>
+          <w:lang w:val="en-US"/>
+        </w:rPr>
+        <w:keepNext/>
         <w:pageBreakBefore/>
       </w:pPr>
       <w:r>
         <w:rPr>
-          <w:rFonts w:ascii="Times New Roman" w:hAnsi="Times New Roman"/>
-          <w:sz w:val="32"/>
-          <w:b/>
-        </w:rPr>
-        <w:t>Mersul lucrării</w:t>
-      </w:r>
-    </w:p>
-    <w:p>
-      <w:pPr>
-        <w:spacing w:after="120" w:line="276" w:lineRule="auto"/>
-        <w:jc w:val="both"/>
-      </w:pPr>
-      <w:r>
-        <w:rPr>
-          <w:rFonts w:ascii="Times New Roman" w:hAnsi="Times New Roman"/>
-          <w:sz w:val="28"/>
-          <w:b/>
-        </w:rPr>
-        <w:t>Figura 5. Istoric, diff si restore</w:t>
-      </w:r>
-    </w:p>
-    <w:p>
-      <w:pPr>
-        <w:spacing w:after="120" w:line="276" w:lineRule="auto"/>
-        <w:jc w:val="both"/>
-      </w:pPr>
-      <w:r>
-        <w:rPr>
-          <w:rFonts w:ascii="Times New Roman" w:hAnsi="Times New Roman"/>
-          <w:sz w:val="28"/>
-        </w:rPr>
-        <w:t>Istoricul are patru commit-uri. Diff arată rândul adăugat, iar restore readuce fișierul la versiunea salvată.</w:t>
-      </w:r>
-    </w:p>
-    <w:p>
-      <w:pPr>
-        <w:jc w:val="center"/>
-      </w:pPr>
-      <w:r>
+          <w:b/>
+          <w:bCs/>
+          <w:noProof/>
+          <w:lang w:val="en-US"/>
+        </w:rPr>
         <w:drawing>
           <wp:inline>
-            <wp:extent cx="5700000" cy="2105200"/>
+            <wp:extent cx="6692265" cy="2471677"/>
             <wp:docPr id="105" name="Rezultate terminal 5"/>
             <a:graphic>
               <a:graphicData uri="http://schemas.openxmlformats.org/drawingml/2006/picture">
@@ -1141,7 +1147,7 @@
                   <pic:spPr>
                     <a:xfrm>
                       <a:off x="0" y="0"/>
-                      <a:ext cx="5700000" cy="2105200"/>
+                      <a:ext cx="6692265" cy="2471677"/>
                     </a:xfrm>
                     <a:prstGeom prst="rect">
                       <a:avLst/>
@@ -1156,67 +1162,61 @@
     </w:p>
     <w:p>
       <w:pPr>
-        <w:spacing w:after="120" w:line="276" w:lineRule="auto"/>
+        <w:spacing w:after="160" w:line="259" w:lineRule="auto"/>
         <w:jc w:val="center"/>
-      </w:pPr>
-      <w:r>
-        <w:rPr>
-          <w:rFonts w:ascii="Times New Roman" w:hAnsi="Times New Roman"/>
-          <w:sz w:val="22"/>
-        </w:rPr>
-        <w:t>Redare a rezultatelor reale din terminal. Exercițiu local.</w:t>
-      </w:r>
-    </w:p>
-    <w:p>
-      <w:pPr>
-        <w:spacing w:after="120" w:line="276" w:lineRule="auto"/>
+        <w:rPr>
+          <w:b/>
+          <w:bCs/>
+          <w:lang w:val="en-US"/>
+        </w:rPr>
+        <w:keepNext/>
+      </w:pPr>
+      <w:r>
+        <w:rPr>
+          <w:b/>
+          <w:bCs/>
+          <w:lang w:val="en-US"/>
+        </w:rPr>
+        <w:t>Figura 5. Istoric, diff si restore</w:t>
+      </w:r>
+    </w:p>
+    <w:p>
+      <w:pPr>
+        <w:spacing w:after="160" w:line="259" w:lineRule="auto"/>
+        <w:ind w:firstLine="720"/>
         <w:jc w:val="both"/>
+        <w:rPr>
+          <w:lang w:val="en-US"/>
+        </w:rPr>
+      </w:pPr>
+      <w:r>
+        <w:rPr>
+          <w:lang w:val="en-US"/>
+        </w:rPr>
+        <w:t>Istoricul are patru commit-uri. Diff arată rândul adăugat, iar restore readuce fișierul la versiunea salvată.</w:t>
+      </w:r>
+    </w:p>
+    <w:p>
+      <w:pPr>
+        <w:spacing w:after="160" w:line="259" w:lineRule="auto"/>
+        <w:rPr>
+          <w:b/>
+          <w:bCs/>
+          <w:lang w:val="en-US"/>
+        </w:rPr>
+        <w:keepNext/>
         <w:pageBreakBefore/>
       </w:pPr>
       <w:r>
         <w:rPr>
-          <w:rFonts w:ascii="Times New Roman" w:hAnsi="Times New Roman"/>
-          <w:sz w:val="32"/>
-          <w:b/>
-        </w:rPr>
-        <w:t>Mersul lucrării</w:t>
-      </w:r>
-    </w:p>
-    <w:p>
-      <w:pPr>
-        <w:spacing w:after="120" w:line="276" w:lineRule="auto"/>
-        <w:jc w:val="both"/>
-      </w:pPr>
-      <w:r>
-        <w:rPr>
-          <w:rFonts w:ascii="Times New Roman" w:hAnsi="Times New Roman"/>
-          <w:sz w:val="28"/>
-          <w:b/>
-        </w:rPr>
-        <w:t>Figura 6. Al doilea depozit: init si push -u local</w:t>
-      </w:r>
-    </w:p>
-    <w:p>
-      <w:pPr>
-        <w:spacing w:after="120" w:line="276" w:lineRule="auto"/>
-        <w:jc w:val="both"/>
-      </w:pPr>
-      <w:r>
-        <w:rPr>
-          <w:rFonts w:ascii="Times New Roman" w:hAnsi="Times New Roman"/>
-          <w:sz w:val="28"/>
-        </w:rPr>
-        <w:t>Depozitul este pornit prin git init. Opțiunea -u configurează urmărirea ramurii main din origin local.</w:t>
-      </w:r>
-    </w:p>
-    <w:p>
-      <w:pPr>
-        <w:jc w:val="center"/>
-      </w:pPr>
-      <w:r>
+          <w:b/>
+          <w:bCs/>
+          <w:noProof/>
+          <w:lang w:val="en-US"/>
+        </w:rPr>
         <w:drawing>
           <wp:inline>
-            <wp:extent cx="5700000" cy="2743600"/>
+            <wp:extent cx="6692265" cy="3221210"/>
             <wp:docPr id="106" name="Rezultate terminal 6"/>
             <a:graphic>
               <a:graphicData uri="http://schemas.openxmlformats.org/drawingml/2006/picture">
@@ -1234,7 +1234,7 @@
                   <pic:spPr>
                     <a:xfrm>
                       <a:off x="0" y="0"/>
-                      <a:ext cx="5700000" cy="2743600"/>
+                      <a:ext cx="6692265" cy="3221210"/>
                     </a:xfrm>
                     <a:prstGeom prst="rect">
                       <a:avLst/>
@@ -1249,67 +1249,61 @@
     </w:p>
     <w:p>
       <w:pPr>
-        <w:spacing w:after="120" w:line="276" w:lineRule="auto"/>
+        <w:spacing w:after="160" w:line="259" w:lineRule="auto"/>
         <w:jc w:val="center"/>
-      </w:pPr>
-      <w:r>
-        <w:rPr>
-          <w:rFonts w:ascii="Times New Roman" w:hAnsi="Times New Roman"/>
-          <w:sz w:val="22"/>
-        </w:rPr>
-        <w:t>Redare a rezultatelor reale din terminal. Exercițiu local.</w:t>
-      </w:r>
-    </w:p>
-    <w:p>
-      <w:pPr>
-        <w:spacing w:after="120" w:line="276" w:lineRule="auto"/>
+        <w:rPr>
+          <w:b/>
+          <w:bCs/>
+          <w:lang w:val="en-US"/>
+        </w:rPr>
+        <w:keepNext/>
+      </w:pPr>
+      <w:r>
+        <w:rPr>
+          <w:b/>
+          <w:bCs/>
+          <w:lang w:val="en-US"/>
+        </w:rPr>
+        <w:t>Figura 6. Al doilea depozit: init si push -u local</w:t>
+      </w:r>
+    </w:p>
+    <w:p>
+      <w:pPr>
+        <w:spacing w:after="160" w:line="259" w:lineRule="auto"/>
+        <w:ind w:firstLine="720"/>
         <w:jc w:val="both"/>
+        <w:rPr>
+          <w:lang w:val="en-US"/>
+        </w:rPr>
+      </w:pPr>
+      <w:r>
+        <w:rPr>
+          <w:lang w:val="en-US"/>
+        </w:rPr>
+        <w:t>Depozitul este pornit prin git init. Opțiunea -u configurează urmărirea ramurii main din origin local.</w:t>
+      </w:r>
+    </w:p>
+    <w:p>
+      <w:pPr>
+        <w:spacing w:after="160" w:line="259" w:lineRule="auto"/>
+        <w:rPr>
+          <w:b/>
+          <w:bCs/>
+          <w:lang w:val="en-US"/>
+        </w:rPr>
+        <w:keepNext/>
         <w:pageBreakBefore/>
       </w:pPr>
       <w:r>
         <w:rPr>
-          <w:rFonts w:ascii="Times New Roman" w:hAnsi="Times New Roman"/>
-          <w:sz w:val="32"/>
-          <w:b/>
-        </w:rPr>
-        <w:t>Mersul lucrării</w:t>
-      </w:r>
-    </w:p>
-    <w:p>
-      <w:pPr>
-        <w:spacing w:after="120" w:line="276" w:lineRule="auto"/>
-        <w:jc w:val="both"/>
-      </w:pPr>
-      <w:r>
-        <w:rPr>
-          <w:rFonts w:ascii="Times New Roman" w:hAnsi="Times New Roman"/>
-          <w:sz w:val="28"/>
-          <w:b/>
-        </w:rPr>
-        <w:t>Figura 7. Publicarea pe GitHub: blocata de conexiune</w:t>
-      </w:r>
-    </w:p>
-    <w:p>
-      <w:pPr>
-        <w:spacing w:after="120" w:line="276" w:lineRule="auto"/>
-        <w:jc w:val="both"/>
-      </w:pPr>
-      <w:r>
-        <w:rPr>
-          <w:rFonts w:ascii="Times New Roman" w:hAnsi="Times New Roman"/>
-          <w:sz w:val="28"/>
-        </w:rPr>
-        <w:t>Încercarea reală de git push către depozitul disciplinei a eșuat din cauza rezolvării DNS.</w:t>
-      </w:r>
-    </w:p>
-    <w:p>
-      <w:pPr>
-        <w:jc w:val="center"/>
-      </w:pPr>
-      <w:r>
+          <w:b/>
+          <w:bCs/>
+          <w:noProof/>
+          <w:lang w:val="en-US"/>
+        </w:rPr>
         <w:drawing>
           <wp:inline>
-            <wp:extent cx="5700000" cy="554800"/>
+            <wp:extent cx="6692265" cy="651380"/>
             <wp:docPr id="107" name="Rezultate terminal 7"/>
             <a:graphic>
               <a:graphicData uri="http://schemas.openxmlformats.org/drawingml/2006/picture">
@@ -1327,7 +1321,7 @@
                   <pic:spPr>
                     <a:xfrm>
                       <a:off x="0" y="0"/>
-                      <a:ext cx="5700000" cy="554800"/>
+                      <a:ext cx="6692265" cy="651380"/>
                     </a:xfrm>
                     <a:prstGeom prst="rect">
                       <a:avLst/>
@@ -1342,379 +1336,511 @@
     </w:p>
     <w:p>
       <w:pPr>
-        <w:spacing w:after="120" w:line="276" w:lineRule="auto"/>
+        <w:spacing w:after="160" w:line="259" w:lineRule="auto"/>
         <w:jc w:val="center"/>
-      </w:pPr>
-      <w:r>
-        <w:rPr>
-          <w:rFonts w:ascii="Times New Roman" w:hAnsi="Times New Roman"/>
-          <w:sz w:val="22"/>
-        </w:rPr>
-        <w:t>Redare a rezultatelor reale din terminal. Exercițiu local.</w:t>
-      </w:r>
-    </w:p>
-    <w:p>
-      <w:pPr>
-        <w:spacing w:after="120" w:line="276" w:lineRule="auto"/>
+        <w:rPr>
+          <w:b/>
+          <w:bCs/>
+          <w:lang w:val="en-US"/>
+        </w:rPr>
+        <w:keepNext/>
+      </w:pPr>
+      <w:r>
+        <w:rPr>
+          <w:b/>
+          <w:bCs/>
+          <w:lang w:val="en-US"/>
+        </w:rPr>
+        <w:t>Figura 7. Publicarea pe GitHub: blocata de conexiune</w:t>
+      </w:r>
+    </w:p>
+    <w:p>
+      <w:pPr>
+        <w:spacing w:after="160" w:line="259" w:lineRule="auto"/>
+        <w:ind w:firstLine="720"/>
         <w:jc w:val="both"/>
+        <w:rPr>
+          <w:lang w:val="en-US"/>
+        </w:rPr>
+      </w:pPr>
+      <w:r>
+        <w:rPr>
+          <w:lang w:val="en-US"/>
+        </w:rPr>
+        <w:t>Încercarea reală de git push către depozitul disciplinei a eșuat din cauza rezolvării DNS.</w:t>
+      </w:r>
+    </w:p>
+    <w:p>
+      <w:pPr>
+        <w:spacing w:line="360" w:lineRule="auto"/>
+        <w:jc w:val="center"/>
+        <w:rPr>
+          <w:b/>
+          <w:bCs/>
+          <w:sz w:val="28"/>
+          <w:szCs w:val="28"/>
+          <w:lang w:val="ro-RO"/>
+        </w:rPr>
         <w:pageBreakBefore/>
       </w:pPr>
       <w:r>
         <w:rPr>
-          <w:rFonts w:ascii="Times New Roman" w:hAnsi="Times New Roman"/>
-          <w:sz w:val="32"/>
-          <w:b/>
+          <w:b/>
+          <w:bCs/>
+          <w:sz w:val="28"/>
+          <w:szCs w:val="28"/>
+          <w:lang w:val="ro-RO"/>
         </w:rPr>
         <w:t>REZUMATUL PAȘILOR A1–A10</w:t>
       </w:r>
     </w:p>
     <w:p>
       <w:pPr>
-        <w:spacing w:after="120" w:line="276" w:lineRule="auto"/>
+        <w:spacing w:after="160" w:line="259" w:lineRule="auto"/>
+        <w:rPr>
+          <w:b/>
+          <w:bCs/>
+          <w:lang w:val="en-US"/>
+        </w:rPr>
+      </w:pPr>
+      <w:r>
+        <w:rPr>
+          <w:b/>
+          <w:bCs/>
+          <w:lang w:val="en-US"/>
+        </w:rPr>
+        <w:t>A1. Contul GitHub</w:t>
+      </w:r>
+    </w:p>
+    <w:p>
+      <w:pPr>
+        <w:spacing w:after="160" w:line="259" w:lineRule="auto"/>
+        <w:ind w:firstLine="720"/>
         <w:jc w:val="both"/>
-      </w:pPr>
-      <w:r>
-        <w:rPr>
-          <w:rFonts w:ascii="Times New Roman" w:hAnsi="Times New Roman"/>
+        <w:rPr>
+          <w:lang w:val="en-US"/>
+        </w:rPr>
+      </w:pPr>
+      <w:r>
+        <w:rPr>
+          <w:lang w:val="en-US"/>
+        </w:rPr>
+        <w:t>Am utilizat numele contului existent IulIan10021; autentificarea online nu a putut fi confirmată.</w:t>
+      </w:r>
+    </w:p>
+    <w:p>
+      <w:pPr>
+        <w:spacing w:after="160" w:line="259" w:lineRule="auto"/>
+        <w:rPr>
+          <w:b/>
+          <w:bCs/>
+          <w:lang w:val="en-US"/>
+        </w:rPr>
+      </w:pPr>
+      <w:r>
+        <w:rPr>
+          <w:b/>
+          <w:bCs/>
+          <w:lang w:val="en-US"/>
+        </w:rPr>
+        <w:t>A2. Configurarea Git</w:t>
+      </w:r>
+    </w:p>
+    <w:p>
+      <w:pPr>
+        <w:spacing w:after="160" w:line="259" w:lineRule="auto"/>
+        <w:ind w:firstLine="720"/>
+        <w:jc w:val="both"/>
+        <w:rPr>
+          <w:lang w:val="en-US"/>
+        </w:rPr>
+      </w:pPr>
+      <w:r>
+        <w:rPr>
+          <w:lang w:val="en-US"/>
+        </w:rPr>
+        <w:t>Am verificat versiunea Git și am configurat local identitatea Colta Iulian cu adresa GitHub noreply existentă.</w:t>
+      </w:r>
+    </w:p>
+    <w:p>
+      <w:pPr>
+        <w:spacing w:after="160" w:line="259" w:lineRule="auto"/>
+        <w:rPr>
+          <w:b/>
+          <w:bCs/>
+          <w:lang w:val="en-US"/>
+        </w:rPr>
+      </w:pPr>
+      <w:r>
+        <w:rPr>
+          <w:b/>
+          <w:bCs/>
+          <w:lang w:val="en-US"/>
+        </w:rPr>
+        <w:t>A3. Primul depozit</w:t>
+      </w:r>
+    </w:p>
+    <w:p>
+      <w:pPr>
+        <w:spacing w:after="160" w:line="259" w:lineRule="auto"/>
+        <w:ind w:firstLine="720"/>
+        <w:jc w:val="both"/>
+        <w:rPr>
+          <w:lang w:val="en-US"/>
+        </w:rPr>
+      </w:pPr>
+      <w:r>
+        <w:rPr>
+          <w:lang w:val="en-US"/>
+        </w:rPr>
+        <w:t>Am pregătit un depozit bare local cu README.md; crearea depozitului public pe GitHub rămâne de efectuat.</w:t>
+      </w:r>
+    </w:p>
+    <w:p>
+      <w:pPr>
+        <w:spacing w:after="160" w:line="259" w:lineRule="auto"/>
+        <w:rPr>
+          <w:b/>
+          <w:bCs/>
+          <w:lang w:val="en-US"/>
+        </w:rPr>
+      </w:pPr>
+      <w:r>
+        <w:rPr>
+          <w:b/>
+          <w:bCs/>
+          <w:lang w:val="en-US"/>
+        </w:rPr>
+        <w:t>A4. Clonarea</w:t>
+      </w:r>
+    </w:p>
+    <w:p>
+      <w:pPr>
+        <w:spacing w:after="160" w:line="259" w:lineRule="auto"/>
+        <w:ind w:firstLine="720"/>
+        <w:jc w:val="both"/>
+        <w:rPr>
+          <w:lang w:val="en-US"/>
+        </w:rPr>
+      </w:pPr>
+      <w:r>
+        <w:rPr>
+          <w:lang w:val="en-US"/>
+        </w:rPr>
+        <w:t>Am clonat depozitul local în exercitiu-git și am verificat conținutul.</w:t>
+      </w:r>
+    </w:p>
+    <w:p>
+      <w:pPr>
+        <w:spacing w:after="160" w:line="259" w:lineRule="auto"/>
+        <w:rPr>
+          <w:b/>
+          <w:bCs/>
+          <w:lang w:val="en-US"/>
+        </w:rPr>
+      </w:pPr>
+      <w:r>
+        <w:rPr>
+          <w:b/>
+          <w:bCs/>
+          <w:lang w:val="en-US"/>
+        </w:rPr>
+        <w:t>A5. Primul commit</w:t>
+      </w:r>
+    </w:p>
+    <w:p>
+      <w:pPr>
+        <w:spacing w:after="160" w:line="259" w:lineRule="auto"/>
+        <w:ind w:firstLine="720"/>
+        <w:jc w:val="both"/>
+        <w:rPr>
+          <w:lang w:val="en-US"/>
+        </w:rPr>
+      </w:pPr>
+      <w:r>
+        <w:rPr>
+          <w:lang w:val="en-US"/>
+        </w:rPr>
+        <w:t>Am creat salut.py, am rulat programul și am folosit status, add și commit.</w:t>
+      </w:r>
+    </w:p>
+    <w:p>
+      <w:pPr>
+        <w:spacing w:after="160" w:line="259" w:lineRule="auto"/>
+        <w:rPr>
+          <w:b/>
+          <w:bCs/>
+          <w:lang w:val="en-US"/>
+        </w:rPr>
+      </w:pPr>
+      <w:r>
+        <w:rPr>
+          <w:b/>
+          <w:bCs/>
+          <w:lang w:val="en-US"/>
+        </w:rPr>
+        <w:t>A6. Push</w:t>
+      </w:r>
+    </w:p>
+    <w:p>
+      <w:pPr>
+        <w:spacing w:after="160" w:line="259" w:lineRule="auto"/>
+        <w:ind w:firstLine="720"/>
+        <w:jc w:val="both"/>
+        <w:rPr>
+          <w:lang w:val="en-US"/>
+        </w:rPr>
+      </w:pPr>
+      <w:r>
+        <w:rPr>
+          <w:lang w:val="en-US"/>
+        </w:rPr>
+        <w:t>Am trimis commit-ul către origin local; trimiterea pe GitHub este blocată de conexiune.</w:t>
+      </w:r>
+    </w:p>
+    <w:p>
+      <w:pPr>
+        <w:spacing w:after="160" w:line="259" w:lineRule="auto"/>
+        <w:rPr>
+          <w:b/>
+          <w:bCs/>
+          <w:lang w:val="en-US"/>
+        </w:rPr>
+      </w:pPr>
+      <w:r>
+        <w:rPr>
+          <w:b/>
+          <w:bCs/>
+          <w:lang w:val="en-US"/>
+        </w:rPr>
+        <w:t>A7. Pull</w:t>
+      </w:r>
+    </w:p>
+    <w:p>
+      <w:pPr>
+        <w:spacing w:after="160" w:line="259" w:lineRule="auto"/>
+        <w:ind w:firstLine="720"/>
+        <w:jc w:val="both"/>
+        <w:rPr>
+          <w:lang w:val="en-US"/>
+        </w:rPr>
+      </w:pPr>
+      <w:r>
+        <w:rPr>
+          <w:lang w:val="en-US"/>
+        </w:rPr>
+        <w:t>Am modificat README.md dintr-o a doua copie locală și am adus schimbarea cu git pull.</w:t>
+      </w:r>
+    </w:p>
+    <w:p>
+      <w:pPr>
+        <w:spacing w:after="160" w:line="259" w:lineRule="auto"/>
+        <w:rPr>
+          <w:b/>
+          <w:bCs/>
+          <w:lang w:val="en-US"/>
+        </w:rPr>
+      </w:pPr>
+      <w:r>
+        <w:rPr>
+          <w:b/>
+          <w:bCs/>
+          <w:lang w:val="en-US"/>
+        </w:rPr>
+        <w:t>A8. .gitignore</w:t>
+      </w:r>
+    </w:p>
+    <w:p>
+      <w:pPr>
+        <w:spacing w:after="160" w:line="259" w:lineRule="auto"/>
+        <w:ind w:firstLine="720"/>
+        <w:jc w:val="both"/>
+        <w:rPr>
+          <w:lang w:val="en-US"/>
+        </w:rPr>
+      </w:pPr>
+      <w:r>
+        <w:rPr>
+          <w:lang w:val="en-US"/>
+        </w:rPr>
+        <w:t>Am creat mediul virtual și am salvat regulile .venv/ și __pycache__/; git check-ignore confirmă ignorarea.</w:t>
+      </w:r>
+    </w:p>
+    <w:p>
+      <w:pPr>
+        <w:spacing w:after="160" w:line="259" w:lineRule="auto"/>
+        <w:rPr>
+          <w:b/>
+          <w:bCs/>
+          <w:lang w:val="en-US"/>
+        </w:rPr>
+      </w:pPr>
+      <w:r>
+        <w:rPr>
+          <w:b/>
+          <w:bCs/>
+          <w:lang w:val="en-US"/>
+        </w:rPr>
+        <w:t>A9. Log și diff</w:t>
+      </w:r>
+    </w:p>
+    <w:p>
+      <w:pPr>
+        <w:spacing w:after="160" w:line="259" w:lineRule="auto"/>
+        <w:ind w:firstLine="720"/>
+        <w:jc w:val="both"/>
+        <w:rPr>
+          <w:lang w:val="en-US"/>
+        </w:rPr>
+      </w:pPr>
+      <w:r>
+        <w:rPr>
+          <w:lang w:val="en-US"/>
+        </w:rPr>
+        <w:t>Am verificat patru commit-uri, am adăugat temporar un rând în salut.py și l-am eliminat cu git restore.</w:t>
+      </w:r>
+    </w:p>
+    <w:p>
+      <w:pPr>
+        <w:spacing w:after="160" w:line="259" w:lineRule="auto"/>
+        <w:rPr>
+          <w:b/>
+          <w:bCs/>
+          <w:lang w:val="en-US"/>
+        </w:rPr>
+      </w:pPr>
+      <w:r>
+        <w:rPr>
+          <w:b/>
+          <w:bCs/>
+          <w:lang w:val="en-US"/>
+        </w:rPr>
+        <w:t>A10. Al doilea depozit</w:t>
+      </w:r>
+    </w:p>
+    <w:p>
+      <w:pPr>
+        <w:spacing w:after="160" w:line="259" w:lineRule="auto"/>
+        <w:ind w:firstLine="720"/>
+        <w:jc w:val="both"/>
+        <w:rPr>
+          <w:lang w:val="en-US"/>
+        </w:rPr>
+      </w:pPr>
+      <w:r>
+        <w:rPr>
+          <w:lang w:val="en-US"/>
+        </w:rPr>
+        <w:t>Am inițializat local exercitiu-2, am creat README.md și am folosit push -u către un al doilea origin local.</w:t>
+      </w:r>
+    </w:p>
+    <w:p>
+      <w:pPr>
+        <w:spacing w:line="360" w:lineRule="auto"/>
+        <w:jc w:val="center"/>
+        <w:rPr>
+          <w:b/>
+          <w:bCs/>
           <w:sz w:val="28"/>
-          <w:b/>
-        </w:rPr>
-        <w:t>A1. Contul GitHub</w:t>
-      </w:r>
-    </w:p>
-    <w:p>
-      <w:pPr>
-        <w:spacing w:after="120" w:line="276" w:lineRule="auto"/>
+          <w:szCs w:val="28"/>
+          <w:lang w:val="ro-RO"/>
+        </w:rPr>
+        <w:pageBreakBefore/>
+      </w:pPr>
+      <w:r>
+        <w:rPr>
+          <w:b/>
+          <w:bCs/>
+          <w:sz w:val="28"/>
+          <w:szCs w:val="28"/>
+          <w:lang w:val="ro-RO"/>
+        </w:rPr>
+        <w:t>CONCLUZII</w:t>
+      </w:r>
+    </w:p>
+    <w:p>
+      <w:pPr>
+        <w:spacing w:line="360" w:lineRule="auto"/>
+        <w:ind w:firstLine="720"/>
         <w:jc w:val="both"/>
-      </w:pPr>
-      <w:r>
-        <w:rPr>
-          <w:rFonts w:ascii="Times New Roman" w:hAnsi="Times New Roman"/>
-          <w:sz w:val="26"/>
-        </w:rPr>
-        <w:t>Am utilizat numele contului existent IulIan10021; autentificarea online nu a putut fi confirmată.</w:t>
-      </w:r>
-    </w:p>
-    <w:p>
-      <w:pPr>
-        <w:spacing w:after="120" w:line="276" w:lineRule="auto"/>
+        <w:rPr>
+          <w:lang w:val="en-US"/>
+        </w:rPr>
+      </w:pPr>
+      <w:r>
+        <w:rPr>
+          <w:lang w:val="en-US"/>
+        </w:rPr>
+        <w:t>Am exersat salvarea versiunilor unui proiect, transferul commit-urilor între copii locale și citirea istoricului. Git ține istoricul local, iar GitHub poate găzdui o copie online. Add pregătește fișierele, commit salvează versiunea, push trimite commit-urile, iar pull aduce schimbările.</w:t>
+      </w:r>
+    </w:p>
+    <w:p>
+      <w:pPr>
+        <w:spacing w:line="360" w:lineRule="auto"/>
+        <w:ind w:firstLine="720"/>
         <w:jc w:val="both"/>
-      </w:pPr>
-      <w:r>
-        <w:rPr>
-          <w:rFonts w:ascii="Times New Roman" w:hAnsi="Times New Roman"/>
+        <w:rPr>
+          <w:lang w:val="en-US"/>
+        </w:rPr>
+      </w:pPr>
+      <w:r>
+        <w:rPr>
+          <w:lang w:val="en-US"/>
+        </w:rPr>
+        <w:t>Publicarea pe GitHub nu a putut fi efectuată: terminalul a returnat „Could not resolve host: github.com”. Exercițiile de transfer au fost executate cu depozite bare locale, fără a pretinde că sunt depozite publice. Vizibilitatea depozitului disciplinei și accesul profesorului nu au putut fi verificate.</w:t>
+      </w:r>
+    </w:p>
+    <w:p>
+      <w:pPr>
+        <w:spacing w:line="360" w:lineRule="auto"/>
+        <w:ind w:firstLine="720"/>
+        <w:jc w:val="both"/>
+        <w:rPr>
+          <w:lang w:val="en-US"/>
+        </w:rPr>
+      </w:pPr>
+      <w:r>
+        <w:rPr>
+          <w:lang w:val="en-US"/>
+        </w:rPr>
+        <w:t>Pentru finalizare sunt necesare crearea celor două depozite publice, publicarea istoriilor, verificarea accesului profesorului și trimiterea raportului pe GitHub.</w:t>
+      </w:r>
+    </w:p>
+    <w:p>
+      <w:pPr>
+        <w:spacing w:line="360" w:lineRule="auto"/>
+        <w:jc w:val="center"/>
+        <w:rPr>
+          <w:b/>
+          <w:bCs/>
           <w:sz w:val="28"/>
-          <w:b/>
-        </w:rPr>
-        <w:t>A2. Configurarea Git</w:t>
-      </w:r>
-    </w:p>
-    <w:p>
-      <w:pPr>
-        <w:spacing w:after="120" w:line="276" w:lineRule="auto"/>
+          <w:szCs w:val="28"/>
+          <w:lang w:val="ro-RO"/>
+        </w:rPr>
+      </w:pPr>
+      <w:r>
+        <w:rPr>
+          <w:b/>
+          <w:bCs/>
+          <w:sz w:val="28"/>
+          <w:szCs w:val="28"/>
+          <w:lang w:val="ro-RO"/>
+        </w:rPr>
+        <w:t>BIBLIOGRAFIE ȘI AJUTOR</w:t>
+      </w:r>
+    </w:p>
+    <w:p>
+      <w:pPr>
+        <w:spacing w:line="360" w:lineRule="auto"/>
+        <w:ind w:firstLine="720"/>
         <w:jc w:val="both"/>
-      </w:pPr>
-      <w:r>
-        <w:rPr>
-          <w:rFonts w:ascii="Times New Roman" w:hAnsi="Times New Roman"/>
-          <w:sz w:val="26"/>
-        </w:rPr>
-        <w:t>Am verificat versiunea Git și am configurat local identitatea Colta Iulian cu adresa GitHub noreply existentă.</w:t>
-      </w:r>
-    </w:p>
-    <w:p>
-      <w:pPr>
-        <w:spacing w:after="120" w:line="276" w:lineRule="auto"/>
-        <w:jc w:val="both"/>
-      </w:pPr>
-      <w:r>
-        <w:rPr>
-          <w:rFonts w:ascii="Times New Roman" w:hAnsi="Times New Roman"/>
-          <w:sz w:val="28"/>
-          <w:b/>
-        </w:rPr>
-        <w:t>A3. Primul depozit</w:t>
-      </w:r>
-    </w:p>
-    <w:p>
-      <w:pPr>
-        <w:spacing w:after="120" w:line="276" w:lineRule="auto"/>
-        <w:jc w:val="both"/>
-      </w:pPr>
-      <w:r>
-        <w:rPr>
-          <w:rFonts w:ascii="Times New Roman" w:hAnsi="Times New Roman"/>
-          <w:sz w:val="26"/>
-        </w:rPr>
-        <w:t>Am pregătit un depozit bare local cu README.md; crearea depozitului public pe GitHub rămâne de efectuat.</w:t>
-      </w:r>
-    </w:p>
-    <w:p>
-      <w:pPr>
-        <w:spacing w:after="120" w:line="276" w:lineRule="auto"/>
-        <w:jc w:val="both"/>
-      </w:pPr>
-      <w:r>
-        <w:rPr>
-          <w:rFonts w:ascii="Times New Roman" w:hAnsi="Times New Roman"/>
-          <w:sz w:val="28"/>
-          <w:b/>
-        </w:rPr>
-        <w:t>A4. Clonarea</w:t>
-      </w:r>
-    </w:p>
-    <w:p>
-      <w:pPr>
-        <w:spacing w:after="120" w:line="276" w:lineRule="auto"/>
-        <w:jc w:val="both"/>
-      </w:pPr>
-      <w:r>
-        <w:rPr>
-          <w:rFonts w:ascii="Times New Roman" w:hAnsi="Times New Roman"/>
-          <w:sz w:val="26"/>
-        </w:rPr>
-        <w:t>Am clonat depozitul local în exercitiu-git și am verificat conținutul.</w:t>
-      </w:r>
-    </w:p>
-    <w:p>
-      <w:pPr>
-        <w:spacing w:after="120" w:line="276" w:lineRule="auto"/>
-        <w:jc w:val="both"/>
-      </w:pPr>
-      <w:r>
-        <w:rPr>
-          <w:rFonts w:ascii="Times New Roman" w:hAnsi="Times New Roman"/>
-          <w:sz w:val="28"/>
-          <w:b/>
-        </w:rPr>
-        <w:t>A5. Primul commit</w:t>
-      </w:r>
-    </w:p>
-    <w:p>
-      <w:pPr>
-        <w:spacing w:after="120" w:line="276" w:lineRule="auto"/>
-        <w:jc w:val="both"/>
-      </w:pPr>
-      <w:r>
-        <w:rPr>
-          <w:rFonts w:ascii="Times New Roman" w:hAnsi="Times New Roman"/>
-          <w:sz w:val="26"/>
-        </w:rPr>
-        <w:t>Am creat salut.py, am rulat programul și am folosit status, add și commit.</w:t>
-      </w:r>
-    </w:p>
-    <w:p>
-      <w:pPr>
-        <w:spacing w:after="120" w:line="276" w:lineRule="auto"/>
-        <w:jc w:val="both"/>
-      </w:pPr>
-      <w:r>
-        <w:rPr>
-          <w:rFonts w:ascii="Times New Roman" w:hAnsi="Times New Roman"/>
-          <w:sz w:val="28"/>
-          <w:b/>
-        </w:rPr>
-        <w:t>A6. Push</w:t>
-      </w:r>
-    </w:p>
-    <w:p>
-      <w:pPr>
-        <w:spacing w:after="120" w:line="276" w:lineRule="auto"/>
-        <w:jc w:val="both"/>
-      </w:pPr>
-      <w:r>
-        <w:rPr>
-          <w:rFonts w:ascii="Times New Roman" w:hAnsi="Times New Roman"/>
-          <w:sz w:val="26"/>
-        </w:rPr>
-        <w:t>Am trimis commit-ul către origin local; trimiterea pe GitHub este blocată de conexiune.</w:t>
-      </w:r>
-    </w:p>
-    <w:p>
-      <w:pPr>
-        <w:spacing w:after="120" w:line="276" w:lineRule="auto"/>
-        <w:jc w:val="both"/>
-      </w:pPr>
-      <w:r>
-        <w:rPr>
-          <w:rFonts w:ascii="Times New Roman" w:hAnsi="Times New Roman"/>
-          <w:sz w:val="28"/>
-          <w:b/>
-        </w:rPr>
-        <w:t>A7. Pull</w:t>
-      </w:r>
-    </w:p>
-    <w:p>
-      <w:pPr>
-        <w:spacing w:after="120" w:line="276" w:lineRule="auto"/>
-        <w:jc w:val="both"/>
-      </w:pPr>
-      <w:r>
-        <w:rPr>
-          <w:rFonts w:ascii="Times New Roman" w:hAnsi="Times New Roman"/>
-          <w:sz w:val="26"/>
-        </w:rPr>
-        <w:t>Am modificat README.md dintr-o a doua copie locală și am adus schimbarea cu git pull.</w:t>
-      </w:r>
-    </w:p>
-    <w:p>
-      <w:pPr>
-        <w:spacing w:after="120" w:line="276" w:lineRule="auto"/>
-        <w:jc w:val="both"/>
-      </w:pPr>
-      <w:r>
-        <w:rPr>
-          <w:rFonts w:ascii="Times New Roman" w:hAnsi="Times New Roman"/>
-          <w:sz w:val="28"/>
-          <w:b/>
-        </w:rPr>
-        <w:t>A8. .gitignore</w:t>
-      </w:r>
-    </w:p>
-    <w:p>
-      <w:pPr>
-        <w:spacing w:after="120" w:line="276" w:lineRule="auto"/>
-        <w:jc w:val="both"/>
-      </w:pPr>
-      <w:r>
-        <w:rPr>
-          <w:rFonts w:ascii="Times New Roman" w:hAnsi="Times New Roman"/>
-          <w:sz w:val="26"/>
-        </w:rPr>
-        <w:t>Am creat mediul virtual și am salvat regulile .venv/ și __pycache__/; git check-ignore confirmă ignorarea.</w:t>
-      </w:r>
-    </w:p>
-    <w:p>
-      <w:pPr>
-        <w:spacing w:after="120" w:line="276" w:lineRule="auto"/>
-        <w:jc w:val="both"/>
-      </w:pPr>
-      <w:r>
-        <w:rPr>
-          <w:rFonts w:ascii="Times New Roman" w:hAnsi="Times New Roman"/>
-          <w:sz w:val="28"/>
-          <w:b/>
-        </w:rPr>
-        <w:t>A9. Log și diff</w:t>
-      </w:r>
-    </w:p>
-    <w:p>
-      <w:pPr>
-        <w:spacing w:after="120" w:line="276" w:lineRule="auto"/>
-        <w:jc w:val="both"/>
-      </w:pPr>
-      <w:r>
-        <w:rPr>
-          <w:rFonts w:ascii="Times New Roman" w:hAnsi="Times New Roman"/>
-          <w:sz w:val="26"/>
-        </w:rPr>
-        <w:t>Am verificat patru commit-uri, am adăugat temporar un rând în salut.py și l-am eliminat cu git restore.</w:t>
-      </w:r>
-    </w:p>
-    <w:p>
-      <w:pPr>
-        <w:spacing w:after="120" w:line="276" w:lineRule="auto"/>
-        <w:jc w:val="both"/>
-      </w:pPr>
-      <w:r>
-        <w:rPr>
-          <w:rFonts w:ascii="Times New Roman" w:hAnsi="Times New Roman"/>
-          <w:sz w:val="28"/>
-          <w:b/>
-        </w:rPr>
-        <w:t>A10. Al doilea depozit</w:t>
-      </w:r>
-    </w:p>
-    <w:p>
-      <w:pPr>
-        <w:spacing w:after="120" w:line="276" w:lineRule="auto"/>
-        <w:jc w:val="both"/>
-      </w:pPr>
-      <w:r>
-        <w:rPr>
-          <w:rFonts w:ascii="Times New Roman" w:hAnsi="Times New Roman"/>
-          <w:sz w:val="26"/>
-        </w:rPr>
-        <w:t>Am inițializat local exercitiu-2, am creat README.md și am folosit push -u către un al doilea origin local.</w:t>
-      </w:r>
-    </w:p>
-    <w:p>
-      <w:pPr>
-        <w:spacing w:after="120" w:line="276" w:lineRule="auto"/>
-        <w:jc w:val="both"/>
-        <w:pageBreakBefore/>
-      </w:pPr>
-      <w:r>
-        <w:rPr>
-          <w:rFonts w:ascii="Times New Roman" w:hAnsi="Times New Roman"/>
-          <w:sz w:val="32"/>
-          <w:b/>
-        </w:rPr>
-        <w:t>CONCLUZII</w:t>
-      </w:r>
-    </w:p>
-    <w:p>
-      <w:pPr>
-        <w:spacing w:after="120" w:line="276" w:lineRule="auto"/>
-        <w:jc w:val="both"/>
-      </w:pPr>
-      <w:r>
-        <w:rPr>
-          <w:rFonts w:ascii="Times New Roman" w:hAnsi="Times New Roman"/>
-          <w:sz w:val="28"/>
-        </w:rPr>
-        <w:t>Am exersat salvarea versiunilor unui proiect, transferul commit-urilor între copii locale și citirea istoricului. Git ține istoricul local, iar GitHub poate găzdui o copie online. Add pregătește fișierele, commit salvează versiunea, push trimite commit-urile, iar pull aduce schimbările.</w:t>
-      </w:r>
-    </w:p>
-    <w:p>
-      <w:pPr>
-        <w:spacing w:after="120" w:line="276" w:lineRule="auto"/>
-        <w:jc w:val="both"/>
-      </w:pPr>
-      <w:r>
-        <w:rPr>
-          <w:rFonts w:ascii="Times New Roman" w:hAnsi="Times New Roman"/>
-          <w:sz w:val="28"/>
-        </w:rPr>
-        <w:t>Publicarea pe GitHub nu a putut fi efectuată: terminalul a returnat „Could not resolve host: github.com”. Exercițiile de transfer au fost executate cu depozite bare locale, fără a pretinde că sunt depozite publice. Vizibilitatea depozitului disciplinei și accesul profesorului nu au putut fi verificate.</w:t>
-      </w:r>
-    </w:p>
-    <w:p>
-      <w:pPr>
-        <w:spacing w:after="120" w:line="276" w:lineRule="auto"/>
-        <w:jc w:val="both"/>
-      </w:pPr>
-      <w:r>
-        <w:rPr>
-          <w:rFonts w:ascii="Times New Roman" w:hAnsi="Times New Roman"/>
-          <w:sz w:val="28"/>
-        </w:rPr>
-        <w:t>Pentru finalizare sunt necesare crearea celor două depozite publice, publicarea istoriilor, verificarea accesului profesorului și trimiterea raportului pe GitHub.</w:t>
-      </w:r>
-    </w:p>
-    <w:p>
-      <w:pPr>
-        <w:spacing w:after="120" w:line="276" w:lineRule="auto"/>
-        <w:jc w:val="both"/>
-      </w:pPr>
-      <w:r>
-        <w:rPr>
-          <w:rFonts w:ascii="Times New Roman" w:hAnsi="Times New Roman"/>
-          <w:sz w:val="28"/>
-          <w:b/>
-        </w:rPr>
-        <w:t>SURSE ȘI AJUTOR</w:t>
-      </w:r>
-    </w:p>
-    <w:p>
-      <w:pPr>
-        <w:spacing w:after="120" w:line="276" w:lineRule="auto"/>
-        <w:jc w:val="both"/>
-      </w:pPr>
-      <w:r>
-        <w:rPr>
-          <w:rFonts w:ascii="Times New Roman" w:hAnsi="Times New Roman"/>
-          <w:sz w:val="28"/>
+        <w:rPr>
+          <w:lang w:val="en-US"/>
+        </w:rPr>
+      </w:pPr>
+      <w:r>
+        <w:rPr>
+          <w:lang w:val="en-US"/>
         </w:rPr>
         <w:t>Fișa L6_Laborator_GitHub_pas_cu_pas.docx; modelul Lab_1_TP_Colta_Iulian_SI-265.docx; ajutor Codex pentru executarea comenzilor, organizarea raportului și redarea rezultatelor.</w:t>
       </w:r>

--- a/Lab_6_TP_Colta_Iulian_SI-265.docx
+++ b/Lab_6_TP_Colta_Iulian_SI-265.docx
@@ -845,7 +845,23 @@
         <w:rPr>
           <w:lang w:val="en-US"/>
         </w:rPr>
-        <w:t>Configurarea și clonarea sunt realizate local. Origin este un folder de pe calculator.</w:t>
+        <w:t>Această imagine prezintă verificarea instalării Git și clonarea primului depozit de exercițiu. Comanda git --version afișează versiunea disponibilă pe calculator. Prin git clone se creează o copie de lucru a depozitului, împreună cu istoricul său. În acest exercițiu, sursa clonării este un depozit bare local, adică un folder care păstrează istoricul Git și poate primi commit-uri de la alte copii de lucru.</w:t>
+      </w:r>
+    </w:p>
+    <w:p>
+      <w:pPr>
+        <w:spacing w:after="160" w:line="259" w:lineRule="auto"/>
+        <w:ind w:firstLine="720"/>
+        <w:jc w:val="both"/>
+        <w:rPr>
+          <w:lang w:val="en-US"/>
+        </w:rPr>
+      </w:pPr>
+      <w:r>
+        <w:rPr>
+          <w:lang w:val="en-US"/>
+        </w:rPr>
+        <w:t>După clonare, identitatea autorului este configurată prin user.name și user.email. Numele Colta Iulian și adresa noreply asociată contului existent sunt folosite pentru identificarea autorului commit-urilor. Aceste setări sunt aplicate local, în depozitul de exercițiu. Configurarea identității nu reprezintă autentificare pe GitHub: ea stabilește doar datele înscrise în istoricul Git.</w:t>
       </w:r>
     </w:p>
     <w:p>
@@ -932,7 +948,23 @@
         <w:rPr>
           <w:lang w:val="en-US"/>
         </w:rPr>
-        <w:t>Programul afișează Salut, GitHub!; fișierul trece din starea untracked în staged, apoi este salvat prin commit.</w:t>
+        <w:t>Această imagine ilustrează crearea fișierului salut.py și salvarea lui în istoricul proiectului. Programul conține instrucțiunea print("Salut, GitHub!") și, la executare, afișează mesajul în terminal. Acest rezultat confirmă că fișierul Python este funcțional înainte de a fi inclus într-un commit.</w:t>
+      </w:r>
+    </w:p>
+    <w:p>
+      <w:pPr>
+        <w:spacing w:after="160" w:line="259" w:lineRule="auto"/>
+        <w:ind w:firstLine="720"/>
+        <w:jc w:val="both"/>
+        <w:rPr>
+          <w:lang w:val="en-US"/>
+        </w:rPr>
+      </w:pPr>
+      <w:r>
+        <w:rPr>
+          <w:lang w:val="en-US"/>
+        </w:rPr>
+        <w:t>Comanda git status --short arată inițial fișierul ca ne urmărit, prin marcajul ??, deoarece Git nu îl include automat în istoric. După git add salut.py, fișierul este pregătit pentru următorul commit și apare cu marcajul A. Comanda git commit salvează versiunea cu mesajul „Adaug salut.py”. În final, git push transmite commit-ul către origin, care în această demonstrație este un depozit local, nu un depozit public GitHub.</w:t>
       </w:r>
     </w:p>
     <w:p>
@@ -1019,7 +1051,23 @@
         <w:rPr>
           <w:lang w:val="en-US"/>
         </w:rPr>
-        <w:t>Modificarea README.md provine din a doua copie locală. Pull aduce schimbarea prin fast-forward.</w:t>
+        <w:t>Această imagine prezintă aducerea unei modificări din depozitul origin în copia de lucru exercitiu-git. Fișierul README.md a fost modificat și salvat prin commit într-o a doua copie locală, apoi schimbarea a fost trimisă către depozitul bare comun. Astfel, cele două copii au putut fi folosite pentru a exersa sincronizarea fără acces la GitHub.</w:t>
+      </w:r>
+    </w:p>
+    <w:p>
+      <w:pPr>
+        <w:spacing w:after="160" w:line="259" w:lineRule="auto"/>
+        <w:ind w:firstLine="720"/>
+        <w:jc w:val="both"/>
+        <w:rPr>
+          <w:lang w:val="en-US"/>
+        </w:rPr>
+      </w:pPr>
+      <w:r>
+        <w:rPr>
+          <w:lang w:val="en-US"/>
+        </w:rPr>
+        <w:t>Comanda git pull preia schimbările disponibile în origin și le integrează în ramura curentă. În transcriere apare și sincronizarea celei de-a doua copii prin git pull --rebase, înaintea trimiterii modificării. După actualizare, comanda cat README.md afișează conținutul fișierului și permite verificarea rândului „Aici exersez git.”. Exercițiul arată de ce este util să aducem schimbările existente înainte de a continua lucrul sau de a trimite commit-uri noi.</w:t>
       </w:r>
     </w:p>
     <w:p>
@@ -1106,7 +1154,23 @@
         <w:rPr>
           <w:lang w:val="en-US"/>
         </w:rPr>
-        <w:t>Regulile împiedică includerea mediului virtual și a cache-ului Python în commit-uri.</w:t>
+        <w:t>Această imagine ilustrează crearea mediului virtual Python și folosirea fișierului .gitignore. Mediul .venv conține interpretorul și fișierele necesare unui mediu de lucru separat. Aceste fișiere pot ocupa mult spațiu și pot fi recreate pe alt calculator, de aceea nu este necesară salvarea lor în istoricul proiectului.</w:t>
+      </w:r>
+    </w:p>
+    <w:p>
+      <w:pPr>
+        <w:spacing w:after="160" w:line="259" w:lineRule="auto"/>
+        <w:ind w:firstLine="720"/>
+        <w:jc w:val="both"/>
+        <w:rPr>
+          <w:lang w:val="en-US"/>
+        </w:rPr>
+      </w:pPr>
+      <w:r>
+        <w:rPr>
+          <w:lang w:val="en-US"/>
+        </w:rPr>
+        <w:t>În .gitignore sunt introduse regulile .venv/ și __pycache__/. Prima regulă exclude mediul virtual, iar a doua exclude directoarele cu fișiere cache generate de Python. Comanda git check-ignore .venv/ verifică faptul că regula este recunoscută. Fișierul .gitignore este apoi adăugat, salvat cu mesajul „Ignor mediul virtual” și trimis către origin local. Astfel, regulile de ignorare fac parte din proiect și pot fi folosite și în alte copii ale acestuia.</w:t>
       </w:r>
     </w:p>
     <w:p>
@@ -1193,7 +1257,23 @@
         <w:rPr>
           <w:lang w:val="en-US"/>
         </w:rPr>
-        <w:t>Istoricul are patru commit-uri. Diff arată rândul adăugat, iar restore readuce fișierul la versiunea salvată.</w:t>
+        <w:t>Această imagine prezintă citirea istoricului și verificarea unei modificări temporare. Comanda git log --oneline afișează commit-urile într-o formă scurtă: fiecare rând conține un identificator și mesajul care descrie schimbarea. Istoricul primului depozit cuprinde patru commit-uri, corespunzătoare inițializării, adăugării programului, actualizării README.md și regulilor de ignorare.</w:t>
+      </w:r>
+    </w:p>
+    <w:p>
+      <w:pPr>
+        <w:spacing w:after="160" w:line="259" w:lineRule="auto"/>
+        <w:ind w:firstLine="720"/>
+        <w:jc w:val="both"/>
+        <w:rPr>
+          <w:lang w:val="en-US"/>
+        </w:rPr>
+      </w:pPr>
+      <w:r>
+        <w:rPr>
+          <w:lang w:val="en-US"/>
+        </w:rPr>
+        <w:t>În fișierul salut.py este adăugată temporar instrucțiunea print("al doilea"). Comanda git diff compară conținutul modificat cu versiunea salvată și marchează rândul nou prin semnul +. Deoarece modificarea nu trebuie păstrată, git restore salut.py readuce fișierul la versiunea din ultimul commit. Mesajul „nothing to commit, working tree clean” confirmă că nu au rămas modificări nesalvate în copia de lucru.</w:t>
       </w:r>
     </w:p>
     <w:p>
@@ -1280,7 +1360,23 @@
         <w:rPr>
           <w:lang w:val="en-US"/>
         </w:rPr>
-        <w:t>Depozitul este pornit prin git init. Opțiunea -u configurează urmărirea ramurii main din origin local.</w:t>
+        <w:t>Această imagine prezintă crearea celui de-al doilea depozit pornind de la un folder local. Comanda git init -b main inițializează istoricul Git și stabilește numele ramurii principale. În folder este creat fișierul README.md cu titlul „Al doilea depozit”, apoi acesta este pregătit cu git add și salvat prin commit-ul „Primul commit”.</w:t>
+      </w:r>
+    </w:p>
+    <w:p>
+      <w:pPr>
+        <w:spacing w:after="160" w:line="259" w:lineRule="auto"/>
+        <w:ind w:firstLine="720"/>
+        <w:jc w:val="both"/>
+        <w:rPr>
+          <w:lang w:val="en-US"/>
+        </w:rPr>
+      </w:pPr>
+      <w:r>
+        <w:rPr>
+          <w:lang w:val="en-US"/>
+        </w:rPr>
+        <w:t>Comanda git remote add origin stabilește destinația către care vor fi trimise commit-urile. În exercițiul realizat, această destinație este un al doilea depozit bare local. Prin git push -u origin main se trimite ramura main și se configurează urmărirea ramurii corespunzătoare din origin. După această asociere, următoarele trimiteri pot fi făcute cu git push. Publicarea depozitului exercitiu-2 pe GitHub rămâne de efectuat după restabilirea conexiunii.</w:t>
       </w:r>
     </w:p>
     <w:p>
@@ -1367,7 +1463,23 @@
         <w:rPr>
           <w:lang w:val="en-US"/>
         </w:rPr>
-        <w:t>Încercarea reală de git push către depozitul disciplinei a eșuat din cauza rezolvării DNS.</w:t>
+        <w:t>Această imagine prezintă încercarea reală de publicare a lucrării în depozitul disciplinei. Comanda git push a fost executată pentru proiectul TP, a cărui adresă origin este https://github.com/IulIan10021/TP.git. Terminalul a returnat mesajul „Could not resolve host: github.com”, ceea ce arată că numele serverului GitHub nu a putut fi transformat într-o adresă de rețea accesibilă în acel moment.</w:t>
+      </w:r>
+    </w:p>
+    <w:p>
+      <w:pPr>
+        <w:spacing w:after="160" w:line="259" w:lineRule="auto"/>
+        <w:ind w:firstLine="720"/>
+        <w:jc w:val="both"/>
+        <w:rPr>
+          <w:lang w:val="en-US"/>
+        </w:rPr>
+      </w:pPr>
+      <w:r>
+        <w:rPr>
+          <w:lang w:val="en-US"/>
+        </w:rPr>
+        <w:t>Din cauza acestei erori, comanda nu a putut confirma trimiterea commit-urilor pe GitHub. Fișierele și istoricul sunt păstrate local, iar imaginile anterioare documentează exercițiile efectuate cu depozite locale. Pentru finalizarea predării sunt necesare restabilirea accesului la GitHub, publicarea celor două depozite de exercițiu și repetarea comenzii git push în depozitul disciplinei. Raportul distinge astfel operațiile realizate de cele care nu au putut fi finalizate online.</w:t>
       </w:r>
     </w:p>
     <w:p>

--- a/Lab_6_TP_Colta_Iulian_SI-265.docx
+++ b/Lab_6_TP_Colta_Iulian_SI-265.docx
@@ -567,6 +567,8 @@
           <w:lang w:val="ro-RO"/>
         </w:rPr>
         <w:pageBreakBefore/>
+        <w:widowControl/>
+        <w:keepNext/>
       </w:pPr>
       <w:r>
         <w:rPr>
@@ -587,6 +589,7 @@
         <w:rPr>
           <w:lang w:val="en-US"/>
         </w:rPr>
+        <w:widowControl/>
       </w:pPr>
       <w:r>
         <w:rPr>
@@ -597,12 +600,14 @@
     </w:p>
     <w:p>
       <w:pPr>
-        <w:spacing w:after="160" w:line="259" w:lineRule="auto"/>
-        <w:rPr>
-          <w:b/>
-          <w:bCs/>
-          <w:lang w:val="en-US"/>
-        </w:rPr>
+        <w:spacing w:after="160" w:line="259" w:lineRule="auto" w:before="240"/>
+        <w:rPr>
+          <w:b/>
+          <w:bCs/>
+          <w:lang w:val="en-US"/>
+        </w:rPr>
+        <w:widowControl/>
+        <w:keepNext/>
       </w:pPr>
       <w:r>
         <w:rPr>
@@ -621,6 +626,7 @@
         <w:rPr>
           <w:lang w:val="en-US"/>
         </w:rPr>
+        <w:widowControl/>
       </w:pPr>
       <w:r>
         <w:rPr>
@@ -631,12 +637,14 @@
     </w:p>
     <w:p>
       <w:pPr>
-        <w:spacing w:after="160" w:line="259" w:lineRule="auto"/>
-        <w:rPr>
-          <w:b/>
-          <w:bCs/>
-          <w:lang w:val="en-US"/>
-        </w:rPr>
+        <w:spacing w:after="160" w:line="259" w:lineRule="auto" w:before="240"/>
+        <w:rPr>
+          <w:b/>
+          <w:bCs/>
+          <w:lang w:val="en-US"/>
+        </w:rPr>
+        <w:widowControl/>
+        <w:keepNext/>
       </w:pPr>
       <w:r>
         <w:rPr>
@@ -655,6 +663,7 @@
         <w:rPr>
           <w:lang w:val="en-US"/>
         </w:rPr>
+        <w:widowControl/>
       </w:pPr>
       <w:r>
         <w:rPr>
@@ -671,6 +680,7 @@
         <w:rPr>
           <w:lang w:val="en-US"/>
         </w:rPr>
+        <w:widowControl/>
       </w:pPr>
       <w:r>
         <w:rPr>
@@ -687,6 +697,7 @@
         <w:rPr>
           <w:lang w:val="en-US"/>
         </w:rPr>
+        <w:widowControl/>
       </w:pPr>
       <w:r>
         <w:rPr>
@@ -703,6 +714,7 @@
         <w:rPr>
           <w:lang w:val="en-US"/>
         </w:rPr>
+        <w:widowControl/>
       </w:pPr>
       <w:r>
         <w:rPr>
@@ -719,6 +731,7 @@
         <w:rPr>
           <w:lang w:val="en-US"/>
         </w:rPr>
+        <w:widowControl/>
       </w:pPr>
       <w:r>
         <w:rPr>
@@ -735,6 +748,7 @@
         <w:rPr>
           <w:lang w:val="en-US"/>
         </w:rPr>
+        <w:widowControl/>
       </w:pPr>
       <w:r>
         <w:rPr>
@@ -745,13 +759,14 @@
     </w:p>
     <w:p>
       <w:pPr>
-        <w:spacing w:after="160" w:line="259" w:lineRule="auto"/>
-        <w:rPr>
-          <w:b/>
-          <w:bCs/>
-          <w:lang w:val="en-US"/>
-        </w:rPr>
-        <w:pageBreakBefore/>
+        <w:spacing w:after="160" w:line="259" w:lineRule="auto" w:before="240"/>
+        <w:rPr>
+          <w:b/>
+          <w:bCs/>
+          <w:lang w:val="en-US"/>
+        </w:rPr>
+        <w:widowControl/>
+        <w:keepNext/>
       </w:pPr>
       <w:r>
         <w:rPr>
@@ -771,6 +786,7 @@
           <w:lang w:val="en-US"/>
         </w:rPr>
         <w:keepNext/>
+        <w:widowControl/>
       </w:pPr>
       <w:r>
         <w:rPr>
@@ -822,6 +838,7 @@
           <w:lang w:val="en-US"/>
         </w:rPr>
         <w:keepNext/>
+        <w:widowControl/>
       </w:pPr>
       <w:r>
         <w:rPr>
@@ -840,6 +857,7 @@
         <w:rPr>
           <w:lang w:val="en-US"/>
         </w:rPr>
+        <w:widowControl/>
       </w:pPr>
       <w:r>
         <w:rPr>
@@ -856,6 +874,7 @@
         <w:rPr>
           <w:lang w:val="en-US"/>
         </w:rPr>
+        <w:widowControl/>
       </w:pPr>
       <w:r>
         <w:rPr>
@@ -873,7 +892,7 @@
           <w:lang w:val="en-US"/>
         </w:rPr>
         <w:keepNext/>
-        <w:pageBreakBefore/>
+        <w:widowControl/>
       </w:pPr>
       <w:r>
         <w:rPr>
@@ -925,6 +944,7 @@
           <w:lang w:val="en-US"/>
         </w:rPr>
         <w:keepNext/>
+        <w:widowControl/>
       </w:pPr>
       <w:r>
         <w:rPr>
@@ -943,6 +963,7 @@
         <w:rPr>
           <w:lang w:val="en-US"/>
         </w:rPr>
+        <w:widowControl/>
       </w:pPr>
       <w:r>
         <w:rPr>
@@ -959,6 +980,7 @@
         <w:rPr>
           <w:lang w:val="en-US"/>
         </w:rPr>
+        <w:widowControl/>
       </w:pPr>
       <w:r>
         <w:rPr>
@@ -976,7 +998,7 @@
           <w:lang w:val="en-US"/>
         </w:rPr>
         <w:keepNext/>
-        <w:pageBreakBefore/>
+        <w:widowControl/>
       </w:pPr>
       <w:r>
         <w:rPr>
@@ -1028,6 +1050,7 @@
           <w:lang w:val="en-US"/>
         </w:rPr>
         <w:keepNext/>
+        <w:widowControl/>
       </w:pPr>
       <w:r>
         <w:rPr>
@@ -1046,6 +1069,7 @@
         <w:rPr>
           <w:lang w:val="en-US"/>
         </w:rPr>
+        <w:widowControl/>
       </w:pPr>
       <w:r>
         <w:rPr>
@@ -1062,6 +1086,7 @@
         <w:rPr>
           <w:lang w:val="en-US"/>
         </w:rPr>
+        <w:widowControl/>
       </w:pPr>
       <w:r>
         <w:rPr>
@@ -1079,7 +1104,7 @@
           <w:lang w:val="en-US"/>
         </w:rPr>
         <w:keepNext/>
-        <w:pageBreakBefore/>
+        <w:widowControl/>
       </w:pPr>
       <w:r>
         <w:rPr>
@@ -1131,6 +1156,7 @@
           <w:lang w:val="en-US"/>
         </w:rPr>
         <w:keepNext/>
+        <w:widowControl/>
       </w:pPr>
       <w:r>
         <w:rPr>
@@ -1149,6 +1175,7 @@
         <w:rPr>
           <w:lang w:val="en-US"/>
         </w:rPr>
+        <w:widowControl/>
       </w:pPr>
       <w:r>
         <w:rPr>
@@ -1165,6 +1192,7 @@
         <w:rPr>
           <w:lang w:val="en-US"/>
         </w:rPr>
+        <w:widowControl/>
       </w:pPr>
       <w:r>
         <w:rPr>
@@ -1182,7 +1210,7 @@
           <w:lang w:val="en-US"/>
         </w:rPr>
         <w:keepNext/>
-        <w:pageBreakBefore/>
+        <w:widowControl/>
       </w:pPr>
       <w:r>
         <w:rPr>
@@ -1234,6 +1262,7 @@
           <w:lang w:val="en-US"/>
         </w:rPr>
         <w:keepNext/>
+        <w:widowControl/>
       </w:pPr>
       <w:r>
         <w:rPr>
@@ -1252,6 +1281,7 @@
         <w:rPr>
           <w:lang w:val="en-US"/>
         </w:rPr>
+        <w:widowControl/>
       </w:pPr>
       <w:r>
         <w:rPr>
@@ -1268,6 +1298,7 @@
         <w:rPr>
           <w:lang w:val="en-US"/>
         </w:rPr>
+        <w:widowControl/>
       </w:pPr>
       <w:r>
         <w:rPr>
@@ -1285,7 +1316,7 @@
           <w:lang w:val="en-US"/>
         </w:rPr>
         <w:keepNext/>
-        <w:pageBreakBefore/>
+        <w:widowControl/>
       </w:pPr>
       <w:r>
         <w:rPr>
@@ -1337,6 +1368,7 @@
           <w:lang w:val="en-US"/>
         </w:rPr>
         <w:keepNext/>
+        <w:widowControl/>
       </w:pPr>
       <w:r>
         <w:rPr>
@@ -1355,6 +1387,7 @@
         <w:rPr>
           <w:lang w:val="en-US"/>
         </w:rPr>
+        <w:widowControl/>
       </w:pPr>
       <w:r>
         <w:rPr>
@@ -1371,6 +1404,7 @@
         <w:rPr>
           <w:lang w:val="en-US"/>
         </w:rPr>
+        <w:widowControl/>
       </w:pPr>
       <w:r>
         <w:rPr>
@@ -1388,7 +1422,7 @@
           <w:lang w:val="en-US"/>
         </w:rPr>
         <w:keepNext/>
-        <w:pageBreakBefore/>
+        <w:widowControl/>
       </w:pPr>
       <w:r>
         <w:rPr>
@@ -1440,6 +1474,7 @@
           <w:lang w:val="en-US"/>
         </w:rPr>
         <w:keepNext/>
+        <w:widowControl/>
       </w:pPr>
       <w:r>
         <w:rPr>
@@ -1458,6 +1493,7 @@
         <w:rPr>
           <w:lang w:val="en-US"/>
         </w:rPr>
+        <w:widowControl/>
       </w:pPr>
       <w:r>
         <w:rPr>
@@ -1474,6 +1510,7 @@
         <w:rPr>
           <w:lang w:val="en-US"/>
         </w:rPr>
+        <w:widowControl/>
       </w:pPr>
       <w:r>
         <w:rPr>
@@ -1484,7 +1521,7 @@
     </w:p>
     <w:p>
       <w:pPr>
-        <w:spacing w:line="360" w:lineRule="auto"/>
+        <w:spacing w:line="360" w:lineRule="auto" w:before="240" w:after="160"/>
         <w:jc w:val="center"/>
         <w:rPr>
           <w:b/>
@@ -1493,7 +1530,8 @@
           <w:szCs w:val="28"/>
           <w:lang w:val="ro-RO"/>
         </w:rPr>
-        <w:pageBreakBefore/>
+        <w:widowControl/>
+        <w:keepNext/>
       </w:pPr>
       <w:r>
         <w:rPr>
@@ -1508,12 +1546,14 @@
     </w:p>
     <w:p>
       <w:pPr>
-        <w:spacing w:after="160" w:line="259" w:lineRule="auto"/>
-        <w:rPr>
-          <w:b/>
-          <w:bCs/>
-          <w:lang w:val="en-US"/>
-        </w:rPr>
+        <w:spacing w:after="160" w:line="259" w:lineRule="auto" w:before="240"/>
+        <w:rPr>
+          <w:b/>
+          <w:bCs/>
+          <w:lang w:val="en-US"/>
+        </w:rPr>
+        <w:widowControl/>
+        <w:keepNext/>
       </w:pPr>
       <w:r>
         <w:rPr>
@@ -1532,6 +1572,7 @@
         <w:rPr>
           <w:lang w:val="en-US"/>
         </w:rPr>
+        <w:widowControl/>
       </w:pPr>
       <w:r>
         <w:rPr>
@@ -1542,12 +1583,14 @@
     </w:p>
     <w:p>
       <w:pPr>
-        <w:spacing w:after="160" w:line="259" w:lineRule="auto"/>
-        <w:rPr>
-          <w:b/>
-          <w:bCs/>
-          <w:lang w:val="en-US"/>
-        </w:rPr>
+        <w:spacing w:after="160" w:line="259" w:lineRule="auto" w:before="240"/>
+        <w:rPr>
+          <w:b/>
+          <w:bCs/>
+          <w:lang w:val="en-US"/>
+        </w:rPr>
+        <w:widowControl/>
+        <w:keepNext/>
       </w:pPr>
       <w:r>
         <w:rPr>
@@ -1566,6 +1609,7 @@
         <w:rPr>
           <w:lang w:val="en-US"/>
         </w:rPr>
+        <w:widowControl/>
       </w:pPr>
       <w:r>
         <w:rPr>
@@ -1576,12 +1620,14 @@
     </w:p>
     <w:p>
       <w:pPr>
-        <w:spacing w:after="160" w:line="259" w:lineRule="auto"/>
-        <w:rPr>
-          <w:b/>
-          <w:bCs/>
-          <w:lang w:val="en-US"/>
-        </w:rPr>
+        <w:spacing w:after="160" w:line="259" w:lineRule="auto" w:before="240"/>
+        <w:rPr>
+          <w:b/>
+          <w:bCs/>
+          <w:lang w:val="en-US"/>
+        </w:rPr>
+        <w:widowControl/>
+        <w:keepNext/>
       </w:pPr>
       <w:r>
         <w:rPr>
@@ -1600,6 +1646,7 @@
         <w:rPr>
           <w:lang w:val="en-US"/>
         </w:rPr>
+        <w:widowControl/>
       </w:pPr>
       <w:r>
         <w:rPr>
@@ -1610,12 +1657,14 @@
     </w:p>
     <w:p>
       <w:pPr>
-        <w:spacing w:after="160" w:line="259" w:lineRule="auto"/>
-        <w:rPr>
-          <w:b/>
-          <w:bCs/>
-          <w:lang w:val="en-US"/>
-        </w:rPr>
+        <w:spacing w:after="160" w:line="259" w:lineRule="auto" w:before="240"/>
+        <w:rPr>
+          <w:b/>
+          <w:bCs/>
+          <w:lang w:val="en-US"/>
+        </w:rPr>
+        <w:widowControl/>
+        <w:keepNext/>
       </w:pPr>
       <w:r>
         <w:rPr>
@@ -1634,6 +1683,7 @@
         <w:rPr>
           <w:lang w:val="en-US"/>
         </w:rPr>
+        <w:widowControl/>
       </w:pPr>
       <w:r>
         <w:rPr>
@@ -1644,12 +1694,14 @@
     </w:p>
     <w:p>
       <w:pPr>
-        <w:spacing w:after="160" w:line="259" w:lineRule="auto"/>
-        <w:rPr>
-          <w:b/>
-          <w:bCs/>
-          <w:lang w:val="en-US"/>
-        </w:rPr>
+        <w:spacing w:after="160" w:line="259" w:lineRule="auto" w:before="240"/>
+        <w:rPr>
+          <w:b/>
+          <w:bCs/>
+          <w:lang w:val="en-US"/>
+        </w:rPr>
+        <w:widowControl/>
+        <w:keepNext/>
       </w:pPr>
       <w:r>
         <w:rPr>
@@ -1668,6 +1720,7 @@
         <w:rPr>
           <w:lang w:val="en-US"/>
         </w:rPr>
+        <w:widowControl/>
       </w:pPr>
       <w:r>
         <w:rPr>
@@ -1678,12 +1731,14 @@
     </w:p>
     <w:p>
       <w:pPr>
-        <w:spacing w:after="160" w:line="259" w:lineRule="auto"/>
-        <w:rPr>
-          <w:b/>
-          <w:bCs/>
-          <w:lang w:val="en-US"/>
-        </w:rPr>
+        <w:spacing w:after="160" w:line="259" w:lineRule="auto" w:before="240"/>
+        <w:rPr>
+          <w:b/>
+          <w:bCs/>
+          <w:lang w:val="en-US"/>
+        </w:rPr>
+        <w:widowControl/>
+        <w:keepNext/>
       </w:pPr>
       <w:r>
         <w:rPr>
@@ -1702,6 +1757,7 @@
         <w:rPr>
           <w:lang w:val="en-US"/>
         </w:rPr>
+        <w:widowControl/>
       </w:pPr>
       <w:r>
         <w:rPr>
@@ -1712,12 +1768,14 @@
     </w:p>
     <w:p>
       <w:pPr>
-        <w:spacing w:after="160" w:line="259" w:lineRule="auto"/>
-        <w:rPr>
-          <w:b/>
-          <w:bCs/>
-          <w:lang w:val="en-US"/>
-        </w:rPr>
+        <w:spacing w:after="160" w:line="259" w:lineRule="auto" w:before="240"/>
+        <w:rPr>
+          <w:b/>
+          <w:bCs/>
+          <w:lang w:val="en-US"/>
+        </w:rPr>
+        <w:widowControl/>
+        <w:keepNext/>
       </w:pPr>
       <w:r>
         <w:rPr>
@@ -1736,6 +1794,7 @@
         <w:rPr>
           <w:lang w:val="en-US"/>
         </w:rPr>
+        <w:widowControl/>
       </w:pPr>
       <w:r>
         <w:rPr>
@@ -1746,12 +1805,14 @@
     </w:p>
     <w:p>
       <w:pPr>
-        <w:spacing w:after="160" w:line="259" w:lineRule="auto"/>
-        <w:rPr>
-          <w:b/>
-          <w:bCs/>
-          <w:lang w:val="en-US"/>
-        </w:rPr>
+        <w:spacing w:after="160" w:line="259" w:lineRule="auto" w:before="240"/>
+        <w:rPr>
+          <w:b/>
+          <w:bCs/>
+          <w:lang w:val="en-US"/>
+        </w:rPr>
+        <w:widowControl/>
+        <w:keepNext/>
       </w:pPr>
       <w:r>
         <w:rPr>
@@ -1770,6 +1831,7 @@
         <w:rPr>
           <w:lang w:val="en-US"/>
         </w:rPr>
+        <w:widowControl/>
       </w:pPr>
       <w:r>
         <w:rPr>
@@ -1780,12 +1842,14 @@
     </w:p>
     <w:p>
       <w:pPr>
-        <w:spacing w:after="160" w:line="259" w:lineRule="auto"/>
-        <w:rPr>
-          <w:b/>
-          <w:bCs/>
-          <w:lang w:val="en-US"/>
-        </w:rPr>
+        <w:spacing w:after="160" w:line="259" w:lineRule="auto" w:before="240"/>
+        <w:rPr>
+          <w:b/>
+          <w:bCs/>
+          <w:lang w:val="en-US"/>
+        </w:rPr>
+        <w:widowControl/>
+        <w:keepNext/>
       </w:pPr>
       <w:r>
         <w:rPr>
@@ -1804,6 +1868,7 @@
         <w:rPr>
           <w:lang w:val="en-US"/>
         </w:rPr>
+        <w:widowControl/>
       </w:pPr>
       <w:r>
         <w:rPr>
@@ -1814,12 +1879,14 @@
     </w:p>
     <w:p>
       <w:pPr>
-        <w:spacing w:after="160" w:line="259" w:lineRule="auto"/>
-        <w:rPr>
-          <w:b/>
-          <w:bCs/>
-          <w:lang w:val="en-US"/>
-        </w:rPr>
+        <w:spacing w:after="160" w:line="259" w:lineRule="auto" w:before="240"/>
+        <w:rPr>
+          <w:b/>
+          <w:bCs/>
+          <w:lang w:val="en-US"/>
+        </w:rPr>
+        <w:widowControl/>
+        <w:keepNext/>
       </w:pPr>
       <w:r>
         <w:rPr>
@@ -1838,6 +1905,7 @@
         <w:rPr>
           <w:lang w:val="en-US"/>
         </w:rPr>
+        <w:widowControl/>
       </w:pPr>
       <w:r>
         <w:rPr>
@@ -1848,7 +1916,7 @@
     </w:p>
     <w:p>
       <w:pPr>
-        <w:spacing w:line="360" w:lineRule="auto"/>
+        <w:spacing w:line="360" w:lineRule="auto" w:before="240" w:after="160"/>
         <w:jc w:val="center"/>
         <w:rPr>
           <w:b/>
@@ -1857,7 +1925,8 @@
           <w:szCs w:val="28"/>
           <w:lang w:val="ro-RO"/>
         </w:rPr>
-        <w:pageBreakBefore/>
+        <w:widowControl/>
+        <w:keepNext/>
       </w:pPr>
       <w:r>
         <w:rPr>
@@ -1878,6 +1947,7 @@
         <w:rPr>
           <w:lang w:val="en-US"/>
         </w:rPr>
+        <w:widowControl/>
       </w:pPr>
       <w:r>
         <w:rPr>
@@ -1894,6 +1964,7 @@
         <w:rPr>
           <w:lang w:val="en-US"/>
         </w:rPr>
+        <w:widowControl/>
       </w:pPr>
       <w:r>
         <w:rPr>
@@ -1910,6 +1981,7 @@
         <w:rPr>
           <w:lang w:val="en-US"/>
         </w:rPr>
+        <w:widowControl/>
       </w:pPr>
       <w:r>
         <w:rPr>
@@ -1920,7 +1992,7 @@
     </w:p>
     <w:p>
       <w:pPr>
-        <w:spacing w:line="360" w:lineRule="auto"/>
+        <w:spacing w:line="360" w:lineRule="auto" w:before="240" w:after="160"/>
         <w:jc w:val="center"/>
         <w:rPr>
           <w:b/>
@@ -1929,6 +2001,8 @@
           <w:szCs w:val="28"/>
           <w:lang w:val="ro-RO"/>
         </w:rPr>
+        <w:widowControl/>
+        <w:keepNext/>
       </w:pPr>
       <w:r>
         <w:rPr>
@@ -1949,6 +2023,7 @@
         <w:rPr>
           <w:lang w:val="en-US"/>
         </w:rPr>
+        <w:widowControl/>
       </w:pPr>
       <w:r>
         <w:rPr>

--- a/Lab_6_TP_Colta_Iulian_SI-265.docx
+++ b/Lab_6_TP_Colta_Iulian_SI-265.docx
@@ -602,25 +602,6 @@
     </ns0:p>
     <ns0:p ns0:rsidR="00C15110" ns0:rsidRDefault="00C15110" ns0:rsidP="00C15110">
       <ns0:pPr>
-        <ns0:keepNext/>
-        <ns0:spacing ns0:before="240" ns0:after="160" ns0:line="259" ns0:lineRule="auto"/>
-        <ns0:rPr>
-          <ns0:b/>
-          <ns0:bCs/>
-          <ns0:lang ns0:val="en-US"/>
-        </ns0:rPr>
-      </ns0:pPr>
-      <ns0:r>
-        <ns0:rPr>
-          <ns0:b/>
-          <ns0:bCs/>
-          <ns0:lang ns0:val="en-US"/>
-        </ns0:rPr>
-        <ns0:t>Starea realizării</ns0:t>
-      </ns0:r>
-    </ns0:p>
-    <ns0:p ns0:rsidR="00C15110" ns0:rsidRDefault="00C15110" ns0:rsidP="00C15110">
-      <ns0:pPr>
         <ns0:spacing ns0:after="160" ns0:line="259" ns0:lineRule="auto"/>
         <ns0:ind ns0:firstLine="720"/>
         <ns0:jc ns0:val="both"/>
@@ -632,7 +613,7 @@
         <ns0:rPr>
           <ns0:lang ns0:val="en-US"/>
         </ns0:rPr>
-        <ns0:t>Publicarea pe GitHub nu a putut fi efectuată: terminalul a returnat „Could not resolve host: github.com”. Exercițiile de transfer au fost executate cu depozite bare locale, fără a pretinde că sunt depozite publice. Vizibilitatea depozitului disciplinei și accesul profesorului nu au putut fi verificate.</ns0:t>
+        <ns0:t>Linkurile depozitelor:</ns0:t>
       </ns0:r>
     </ns0:p>
     <ns0:p ns0:rsidR="00C15110" ns0:rsidRDefault="00C15110" ns0:rsidP="00C15110">
@@ -648,39 +629,7 @@
         <ns0:rPr>
           <ns0:lang ns0:val="en-US"/>
         </ns0:rPr>
-        <ns0:t>Imaginile din raport sunt redări ale transcrierilor reale din terminal, nu capturi din interfața GitHub. Istoriile originale sunt anexate în format bundle; imaginile sunt păstrate în acest document.</ns0:t>
-      </ns0:r>
-    </ns0:p>
-    <ns0:p ns0:rsidR="00C15110" ns0:rsidRDefault="00C15110" ns0:rsidP="00C15110">
-      <ns0:pPr>
-        <ns0:spacing ns0:after="160" ns0:line="259" ns0:lineRule="auto"/>
-        <ns0:ind ns0:firstLine="720"/>
-        <ns0:jc ns0:val="both"/>
-        <ns0:rPr>
-          <ns0:lang ns0:val="en-US"/>
-        </ns0:rPr>
-      </ns0:pPr>
-      <ns0:r>
-        <ns0:rPr>
-          <ns0:lang ns0:val="en-US"/>
-        </ns0:rPr>
-        <ns0:t>Linkuri prevăzute pentru predare (existența nu este confirmată):</ns0:t>
-      </ns0:r>
-    </ns0:p>
-    <ns0:p ns0:rsidR="00C15110" ns0:rsidRDefault="00C15110" ns0:rsidP="00C15110">
-      <ns0:pPr>
-        <ns0:spacing ns0:after="160" ns0:line="259" ns0:lineRule="auto"/>
-        <ns0:ind ns0:firstLine="720"/>
-        <ns0:jc ns0:val="both"/>
-        <ns0:rPr>
-          <ns0:lang ns0:val="en-US"/>
-        </ns0:rPr>
-      </ns0:pPr>
-      <ns0:r>
-        <ns0:rPr>
-          <ns0:lang ns0:val="en-US"/>
-        </ns0:rPr>
-        <ns0:t>Depozitul existent al disciplinei: https://github.com/IulIan10021/TP</ns0:t>
+        <ns0:t>Depozitul existent al disciplinei: https://github.com/IulIan10021/TP; exercitiu-git: https://github.com/IulIan10021/exercitiu-git; exercitiu-2: https://github.com/IulIan10021/exercitiu-2</ns0:t>
       </ns0:r>
     </ns0:p>
     <ns0:p ns0:rsidR="00C15110" ns0:rsidRDefault="00C15110" ns0:rsidP="00C15110">
@@ -996,7 +945,7 @@
         <ns0:rPr>
           <ns0:lang ns0:val="en-US"/>
         </ns0:rPr>
-        <ns0:t>Această imagine prezintă aducerea unei modificări din depozitul origin în copia de lucru exercitiu-git. Fișierul README.md a fost modificat și salvat prin commit într-o a doua copie locală, apoi schimbarea a fost trimisă către depozitul bare comun. Astfel, cele două copii au putut fi folosite pentru a exersa sincronizarea fără acces la GitHub.</ns0:t>
+        <ns0:t>Această imagine prezintă aducerea unei modificări din depozitul origin în copia de lucru exercitiu-git. Fișierul README.md a fost modificat și salvat prin commit într-o a doua copie locală, apoi schimbarea a fost trimisă către depozitul bare comun. Astfel, cele două copii au fost folosite pentru exersarea sincronizării.</ns0:t>
       </ns0:r>
     </ns0:p>
     <ns0:p ns0:rsidR="00C15110" ns0:rsidRDefault="00C15110" ns0:rsidP="00C15110">
@@ -1326,111 +1275,7 @@
         <ns0:rPr>
           <ns0:lang ns0:val="en-US"/>
         </ns0:rPr>
-        <ns0:t>Comanda git remote add origin stabilește destinația către care vor fi trimise commit-urile. În exercițiul realizat, această destinație este un al doilea depozit bare local. Prin git push -u origin main se trimite ramura main și se configurează urmărirea ramurii corespunzătoare din origin. După această asociere, următoarele trimiteri pot fi făcute cu git push. Publicarea depozitului exercitiu-2 pe GitHub rămâne de efectuat după restabilirea conexiunii.</ns0:t>
-      </ns0:r>
-    </ns0:p>
-    <ns0:p ns0:rsidR="00C15110" ns0:rsidRDefault="00C15110" ns0:rsidP="00C15110">
-      <ns0:pPr>
-        <ns0:keepNext/>
-        <ns0:spacing ns0:after="160" ns0:line="259" ns0:lineRule="auto"/>
-        <ns0:rPr>
-          <ns0:b/>
-          <ns0:bCs/>
-          <ns0:lang ns0:val="en-US"/>
-        </ns0:rPr>
-      </ns0:pPr>
-      <ns0:r>
-        <ns0:rPr>
-          <ns0:b/>
-          <ns0:bCs/>
-          <ns0:noProof/>
-          <ns0:lang ns0:val="en-US"/>
-        </ns0:rPr>
-        <ns0:drawing>
-          <ns2:inline distT="0" distB="0" distL="0" distR="0" ns3:anchorId="5FE25575" ns3:editId="08F556D4">
-            <ns2:extent cx="6692265" cy="651380"/>
-            <ns2:effectExtent l="0" t="0" r="0" b="0"/>
-            <ns2:docPr id="107" name="Rezultate terminal 7"/>
-            <ns2:cNvGraphicFramePr/>
-            <ns4:graphic>
-              <ns4:graphicData uri="http://schemas.openxmlformats.org/drawingml/2006/picture">
-                <ns5:pic>
-                  <ns5:nvPicPr>
-                    <ns5:cNvPr id="107" name="l6_7.png"/>
-                    <ns5:cNvPicPr/>
-                  </ns5:nvPicPr>
-                  <ns5:blipFill>
-                    <ns4:blip ns6:embed="rId10"/>
-                    <ns4:stretch>
-                      <ns4:fillRect/>
-                    </ns4:stretch>
-                  </ns5:blipFill>
-                  <ns5:spPr>
-                    <ns4:xfrm>
-                      <ns4:off x="0" y="0"/>
-                      <ns4:ext cx="6692265" cy="651380"/>
-                    </ns4:xfrm>
-                    <ns4:prstGeom prst="rect">
-                      <ns4:avLst/>
-                    </ns4:prstGeom>
-                  </ns5:spPr>
-                </ns5:pic>
-              </ns4:graphicData>
-            </ns4:graphic>
-          </ns2:inline>
-        </ns0:drawing>
-      </ns0:r>
-    </ns0:p>
-    <ns0:p ns0:rsidR="00C15110" ns0:rsidRDefault="00C15110" ns0:rsidP="00C15110">
-      <ns0:pPr>
-        <ns0:keepNext/>
-        <ns0:spacing ns0:after="160" ns0:line="259" ns0:lineRule="auto"/>
-        <ns0:jc ns0:val="center"/>
-        <ns0:rPr>
-          <ns0:b/>
-          <ns0:bCs/>
-          <ns0:lang ns0:val="en-US"/>
-        </ns0:rPr>
-      </ns0:pPr>
-      <ns0:r>
-        <ns0:rPr>
-          <ns0:b/>
-          <ns0:bCs/>
-          <ns0:lang ns0:val="en-US"/>
-        </ns0:rPr>
-        <ns0:t>Figura 7. Publicarea pe GitHub: blocata de conexiune</ns0:t>
-      </ns0:r>
-    </ns0:p>
-    <ns0:p ns0:rsidR="00C15110" ns0:rsidRDefault="00C15110" ns0:rsidP="00C15110">
-      <ns0:pPr>
-        <ns0:spacing ns0:after="160" ns0:line="259" ns0:lineRule="auto"/>
-        <ns0:ind ns0:firstLine="720"/>
-        <ns0:jc ns0:val="both"/>
-        <ns0:rPr>
-          <ns0:lang ns0:val="en-US"/>
-        </ns0:rPr>
-      </ns0:pPr>
-      <ns0:r>
-        <ns0:rPr>
-          <ns0:lang ns0:val="en-US"/>
-        </ns0:rPr>
-        <ns0:t>Această imagine prezintă încercarea reală de publicare a lucrării în depozitul disciplinei. Comanda git push a fost executată pentru proiectul TP, a cărui adresă origin este https://github.com/IulIan10021/TP.git. Terminalul a returnat mesajul „Could not resolve host: github.com”, ceea ce arată că numele serverului GitHub nu a putut fi transformat într-o adresă de rețea accesibilă în acel moment.</ns0:t>
-      </ns0:r>
-    </ns0:p>
-    <ns0:p ns0:rsidR="00C15110" ns0:rsidRDefault="00C15110" ns0:rsidP="00C15110">
-      <ns0:pPr>
-        <ns0:spacing ns0:after="160" ns0:line="259" ns0:lineRule="auto"/>
-        <ns0:ind ns0:firstLine="720"/>
-        <ns0:jc ns0:val="both"/>
-        <ns0:rPr>
-          <ns0:lang ns0:val="en-US"/>
-        </ns0:rPr>
-      </ns0:pPr>
-      <ns0:r>
-        <ns0:rPr>
-          <ns0:lang ns0:val="en-US"/>
-        </ns0:rPr>
-        <ns0:t>Din cauza acestei erori, comanda nu a putut confirma trimiterea commit-urilor pe GitHub. Fișierele și istoricul sunt păstrate local, iar imaginile anterioare documentează exercițiile efectuate cu depozite locale. Pentru finalizarea predării sunt necesare restabilirea accesului la GitHub, publicarea celor două depozite de exercițiu și repetarea comenzii git push în depozitul disciplinei. Raportul distinge astfel operațiile realizate de cele care nu au putut fi finalizate online.</ns0:t>
+        <ns0:t>Comanda git remote add origin stabilește destinația către care vor fi trimise commit-urile. În exercițiul realizat, această destinație este un al doilea depozit bare local. Prin git push -u origin main se trimite ramura main și se configurează urmărirea ramurii corespunzătoare din origin. După această asociere, următoarele trimiteri pot fi făcute cu git push.</ns0:t>
       </ns0:r>
     </ns0:p>
     <ns0:p ns0:rsidR="00C15110" ns0:rsidRDefault="00C15110" ns0:rsidP="00C15110">
@@ -1490,7 +1335,7 @@
         <ns0:rPr>
           <ns0:lang ns0:val="en-US"/>
         </ns0:rPr>
-        <ns0:t>Am utilizat numele contului existent IulIan10021; autentificarea online nu a putut fi confirmată.</ns0:t>
+        <ns0:t>Am utilizat contul GitHub cu username-ul IulIan10021.</ns0:t>
       </ns0:r>
     </ns0:p>
     <ns0:p ns0:rsidR="00C15110" ns0:rsidRDefault="00C15110" ns0:rsidP="00C15110">
@@ -1560,7 +1405,7 @@
         <ns0:rPr>
           <ns0:lang ns0:val="en-US"/>
         </ns0:rPr>
-        <ns0:t>Am pregătit un depozit bare local cu README.md; crearea depozitului public pe GitHub rămâne de efectuat.</ns0:t>
+        <ns0:t>Am pregătit un depozit local de exercițiu cu README.md.</ns0:t>
       </ns0:r>
     </ns0:p>
     <ns0:p ns0:rsidR="00C15110" ns0:rsidRDefault="00C15110" ns0:rsidP="00C15110">
@@ -1665,7 +1510,7 @@
         <ns0:rPr>
           <ns0:lang ns0:val="en-US"/>
         </ns0:rPr>
-        <ns0:t>Am trimis commit-ul către origin local; trimiterea pe GitHub este blocată de conexiune.</ns0:t>
+        <ns0:t>Am exersat trimiterea commit-ului către origin local prin git push.</ns0:t>
       </ns0:r>
     </ns0:p>
     <ns0:p ns0:rsidR="00C15110" ns0:rsidRDefault="00C15110" ns0:rsidP="00C15110">
@@ -1851,6 +1696,30 @@
     </ns0:p>
     <ns0:p ns0:rsidR="00C15110" ns0:rsidRDefault="00C15110" ns0:rsidP="00C15110">
       <ns0:pPr>
+        <ns0:keepNext/>
+        <ns0:spacing ns0:before="240" ns0:after="160" ns0:line="360" ns0:lineRule="auto"/>
+        <ns0:jc ns0:val="center"/>
+        <ns0:rPr>
+          <ns0:b/>
+          <ns0:bCs/>
+          <ns0:sz ns0:val="28"/>
+          <ns0:szCs ns0:val="28"/>
+          <ns0:lang ns0:val="ro-RO"/>
+        </ns0:rPr>
+      </ns0:pPr>
+      <ns0:r>
+        <ns0:rPr>
+          <ns0:b/>
+          <ns0:bCs/>
+          <ns0:sz ns0:val="28"/>
+          <ns0:szCs ns0:val="28"/>
+          <ns0:lang ns0:val="ro-RO"/>
+        </ns0:rPr>
+        <ns0:t xml:space="preserve">BIBLIOGRAFIE </ns0:t>
+      </ns0:r>
+    </ns0:p>
+    <ns0:p ns0:rsidR="00C15110" ns0:rsidRDefault="00C15110" ns0:rsidP="00C15110">
+      <ns0:pPr>
         <ns0:spacing ns0:line="360" ns0:lineRule="auto"/>
         <ns0:ind ns0:firstLine="720"/>
         <ns0:jc ns0:val="both"/>
@@ -1862,89 +1731,7 @@
         <ns0:rPr>
           <ns0:lang ns0:val="en-US"/>
         </ns0:rPr>
-        <ns0:t>Publicarea pe GitHub nu a putut fi efectuată: terminalul a returnat „Could not resolve host: github.com”. Exercițiile de transfer au fost executate cu depozite bare locale, fără a pretinde că sunt depozite publice. Vizibilitatea depozitului disciplinei și accesul profesorului nu au putut fi verificate.</ns0:t>
-      </ns0:r>
-    </ns0:p>
-    <ns0:p ns0:rsidR="00C15110" ns0:rsidRDefault="00C15110" ns0:rsidP="00C15110">
-      <ns0:pPr>
-        <ns0:spacing ns0:line="360" ns0:lineRule="auto"/>
-        <ns0:ind ns0:firstLine="720"/>
-        <ns0:jc ns0:val="both"/>
-        <ns0:rPr>
-          <ns0:lang ns0:val="en-US"/>
-        </ns0:rPr>
-      </ns0:pPr>
-      <ns0:r>
-        <ns0:rPr>
-          <ns0:lang ns0:val="en-US"/>
-        </ns0:rPr>
-        <ns0:t>Pentru finalizare sunt necesare crearea celor două depozite publice, publicarea istoriilor, verificarea accesului profesorului și trimiterea raportului pe GitHub.</ns0:t>
-      </ns0:r>
-    </ns0:p>
-    <ns0:p ns0:rsidR="00C15110" ns0:rsidRDefault="00C15110" ns0:rsidP="00C15110">
-      <ns0:pPr>
-        <ns0:keepNext/>
-        <ns0:spacing ns0:before="240" ns0:after="160" ns0:line="360" ns0:lineRule="auto"/>
-        <ns0:jc ns0:val="center"/>
-        <ns0:rPr>
-          <ns0:b/>
-          <ns0:bCs/>
-          <ns0:sz ns0:val="28"/>
-          <ns0:szCs ns0:val="28"/>
-          <ns0:lang ns0:val="ro-RO"/>
-        </ns0:rPr>
-      </ns0:pPr>
-      <ns0:r>
-        <ns0:rPr>
-          <ns0:b/>
-          <ns0:bCs/>
-          <ns0:sz ns0:val="28"/>
-          <ns0:szCs ns0:val="28"/>
-          <ns0:lang ns0:val="ro-RO"/>
-        </ns0:rPr>
-        <ns0:t xml:space="preserve">BIBLIOGRAFIE </ns0:t>
-      </ns0:r>
-    </ns0:p>
-    <ns0:p ns0:rsidR="00C15110" ns0:rsidRDefault="00C15110" ns0:rsidP="00C15110">
-      <ns0:pPr>
-        <ns0:spacing ns0:line="360" ns0:lineRule="auto"/>
-        <ns0:ind ns0:firstLine="720"/>
-        <ns0:jc ns0:val="both"/>
-        <ns0:rPr>
-          <ns0:lang ns0:val="en-US"/>
-        </ns0:rPr>
-      </ns0:pPr>
-      <ns0:r>
-        <ns0:rPr>
-          <ns0:lang ns0:val="en-US"/>
-        </ns0:rPr>
-        <ns0:t xml:space="preserve">Fișa L6_Laborator_GitHub_pas_cu_pas.docx; modelul Lab_1_TP_Colta_Iulian_SI-265.docx. Ajutor folosit: Codex pentru organizare, verificarea comenzilor și redactare. </ns0:t>
-      </ns0:r>
-    </ns0:p>
-    <ns0:p ns0:rsidR="00091A73" ns0:rsidRDefault="00091A73"/>
-    <ns0:p>
-      <ns0:r>
-        <ns0:t>VERIFICAREA FINALĂ — 27.10.2026</ns0:t>
-      </ns0:r>
-    </ns0:p>
-    <ns0:p>
-      <ns0:r>
-        <ns0:t>Configurarea globală Git a fost actualizată: Colta Iulian, adresa noreply existentă a contului, init.defaultBranch=main și pull.rebase=false.</ns0:t>
-      </ns0:r>
-    </ns0:p>
-    <ns0:p>
-      <ns0:r>
-        <ns0:t>Conexiunea la GitHub este încă blocată: Could not resolve host: github.com. Depozitele publice, accesul profesorului, push-ul și e-mailul de predare nu sunt confirmate.</ns0:t>
-      </ns0:r>
-    </ns0:p>
-    <ns0:p>
-      <ns0:r>
-        <ns0:t>Raportul Markdown complet este Laborator_6_GitHub/L6_TP_Colta_Iulian_SI-265.md. Folderul separat cu imagini a fost eliminat; imaginile din Word sunt păstrate.</ns0:t>
-      </ns0:r>
-    </ns0:p>
-    <ns0:p>
-      <ns0:r>
-        <ns0:t>Fișa cere depozitul privat TP_Colta_Iulian_SI-265 și acces pentru cristiangonceari-dotcom. Depozitul configurat în prezent este TP; denumirea și accesul trebuie finalizate online.</ns0:t>
+        <ns0:t xml:space="preserve">Fișa L6_Laborator_GitHub_pas_cu_pas.docx; modelul Lab_1_TP_Colta_Iulian_SI-265.docx. </ns0:t>
       </ns0:r>
     </ns0:p>
     <ns0:sectPr ns0:rsidR="00091A73" ns0:rsidSect="00C15110">
